--- a/lessons/8-1/downloads/reveal/teacher/8.1-session-2-prerequisite-practice-a.docx
+++ b/lessons/8-1/downloads/reveal/teacher/8.1-session-2-prerequisite-practice-a.docx
@@ -15,10 +15,28 @@
         <w:rPr>
           <w:rFonts w:ascii="Avenir Next" w:hAnsi="Avenir Next" w:cs="Avenir Next" w:eastAsia="Avenir Next"/>
           <w:color w:val="1A1A1A"/>
+          <w:sz w:val="22"/>
+          <w:szCs w:val="20"/>
+        </w:rPr>
+        <w:t xml:space="preserve">Name</w:t>
+      </w:r>
+      <w:r>
+        <w:rPr>
+          <w:rFonts w:ascii="Avenir Next" w:hAnsi="Avenir Next" w:cs="Avenir Next" w:eastAsia="Avenir Next"/>
+          <w:color w:val="1A1A1A"/>
           <w:sz w:val="20"/>
           <w:szCs w:val="20"/>
         </w:rPr>
-        <w:t xml:space="preserve">Name</w:t>
+        <w:tab/>
+      </w:r>
+      <w:r>
+        <w:rPr>
+          <w:rFonts w:ascii="Avenir Next" w:hAnsi="Avenir Next" w:cs="Avenir Next" w:eastAsia="Avenir Next"/>
+          <w:color w:val="1A1A1A"/>
+          <w:sz w:val="22"/>
+          <w:szCs w:val="20"/>
+        </w:rPr>
+        <w:t xml:space="preserve">   Date</w:t>
       </w:r>
       <w:r>
         <w:rPr>
@@ -33,25 +51,7 @@
         <w:rPr>
           <w:rFonts w:ascii="Avenir Next" w:hAnsi="Avenir Next" w:cs="Avenir Next" w:eastAsia="Avenir Next"/>
           <w:color w:val="1A1A1A"/>
-          <w:sz w:val="20"/>
-          <w:szCs w:val="20"/>
-        </w:rPr>
-        <w:t xml:space="preserve">   Date</w:t>
-      </w:r>
-      <w:r>
-        <w:rPr>
-          <w:rFonts w:ascii="Avenir Next" w:hAnsi="Avenir Next" w:cs="Avenir Next" w:eastAsia="Avenir Next"/>
-          <w:color w:val="1A1A1A"/>
-          <w:sz w:val="20"/>
-          <w:szCs w:val="20"/>
-        </w:rPr>
-        <w:tab/>
-      </w:r>
-      <w:r>
-        <w:rPr>
-          <w:rFonts w:ascii="Avenir Next" w:hAnsi="Avenir Next" w:cs="Avenir Next" w:eastAsia="Avenir Next"/>
-          <w:color w:val="1A1A1A"/>
-          <w:sz w:val="20"/>
+          <w:sz w:val="22"/>
           <w:szCs w:val="20"/>
         </w:rPr>
         <w:t xml:space="preserve">   Period</w:t>
@@ -78,7 +78,7 @@
           <w:caps/>
           <w:color w:val="003A70"/>
           <w:spacing w:val="12"/>
-          <w:sz w:val="19"/>
+          <w:sz w:val="22"/>
           <w:szCs w:val="19"/>
         </w:rPr>
         <w:t xml:space="preserve">Lesson 8-1  ·  Session 2  ·  Prerequisite Practice A  ·  Skill 1 of 2</w:t>
@@ -86,6 +86,7 @@
     </w:p>
     <w:p>
       <w:pPr>
+        <w:pStyle w:val="Heading1"/>
         <w:keepNext/>
         <w:spacing w:before="0" w:after="10" w:line="240" w:lineRule="auto"/>
       </w:pPr>
@@ -111,7 +112,7 @@
         <w:rPr>
           <w:rFonts w:ascii="Avenir Next" w:hAnsi="Avenir Next" w:cs="Avenir Next" w:eastAsia="Avenir Next"/>
           <w:color w:val="5A5F66"/>
-          <w:sz w:val="17"/>
+          <w:sz w:val="22"/>
           <w:szCs w:val="17"/>
         </w:rPr>
         <w:t xml:space="preserve">Builds on Grade 4 · 4.NBT.A.3</w:t>
@@ -154,6 +155,7 @@
           </w:tcPr>
           <w:p>
             <w:pPr>
+              <w:pStyle w:val="Heading2"/>
               <w:spacing w:before="0" w:after="0" w:line="252" w:lineRule="auto"/>
             </w:pPr>
             <w:r>
@@ -183,7 +185,7 @@
               <w:rPr>
                 <w:rFonts w:ascii="Avenir Next" w:hAnsi="Avenir Next" w:cs="Avenir Next" w:eastAsia="Avenir Next"/>
                 <w:color w:val="1A1A1A"/>
-                <w:sz w:val="20"/>
+                <w:sz w:val="22"/>
                 <w:szCs w:val="20"/>
               </w:rPr>
               <w:t xml:space="preserve">A class donated 75 cans and had 22 left. Estimate first: 80 + 20 = 100.</w:t>
@@ -203,6 +205,7 @@
           </w:tcPr>
           <w:p>
             <w:pPr>
+              <w:pStyle w:val="Heading2"/>
               <w:spacing w:before="0" w:after="0" w:line="252" w:lineRule="auto"/>
             </w:pPr>
             <w:r>
@@ -232,7 +235,7 @@
               <w:rPr>
                 <w:rFonts w:ascii="Avenir Next" w:hAnsi="Avenir Next" w:cs="Avenir Next" w:eastAsia="Avenir Next"/>
                 <w:color w:val="1A1A1A"/>
-                <w:sz w:val="20"/>
+                <w:sz w:val="22"/>
                 <w:szCs w:val="20"/>
               </w:rPr>
               <w:t xml:space="preserve">Round to the nearest ten to estimate, like 75 + 22 is about 100.  </w:t>
@@ -242,7 +245,7 @@
                 <w:rFonts w:ascii="Avenir Next" w:hAnsi="Avenir Next" w:cs="Avenir Next" w:eastAsia="Avenir Next"/>
                 <w:b/>
                 <w:color w:val="1A1A1A"/>
-                <w:sz w:val="20"/>
+                <w:sz w:val="22"/>
                 <w:szCs w:val="20"/>
               </w:rPr>
               <w:t xml:space="preserve">You will use it in Practice Form A, problem 6.</w:t>
@@ -253,6 +256,7 @@
     </w:tbl>
     <w:p>
       <w:pPr>
+        <w:pStyle w:val="Heading2"/>
         <w:keepNext/>
         <w:pBdr>
           <w:bottom w:val="single" w:sz="8" w:space="3" w:color="003A70"/>
@@ -268,7 +272,7 @@
           <w:b/>
           <w:color w:val="003A70"/>
           <w:spacing w:val="14"/>
-          <w:sz w:val="19"/>
+          <w:sz w:val="22"/>
           <w:szCs w:val="19"/>
         </w:rPr>
         <w:t xml:space="preserve">STEPS TO FOLLOW</w:t>
@@ -287,7 +291,7 @@
           <w:rFonts w:ascii="Avenir Next" w:hAnsi="Avenir Next" w:cs="Avenir Next" w:eastAsia="Avenir Next"/>
           <w:i/>
           <w:color w:val="5A5F66"/>
-          <w:sz w:val="17"/>
+          <w:sz w:val="22"/>
           <w:szCs w:val="17"/>
         </w:rPr>
         <w:t xml:space="preserve">use these same steps on every problem</w:t>
@@ -329,6 +333,7 @@
           </w:tcPr>
           <w:p>
             <w:pPr>
+              <w:pStyle w:val="Heading1"/>
               <w:spacing w:before="0" w:after="0" w:line="240" w:lineRule="auto"/>
               <w:jc w:val="center"/>
             </w:pPr>
@@ -357,7 +362,7 @@
               <w:rPr>
                 <w:rFonts w:ascii="Avenir Next" w:hAnsi="Avenir Next" w:cs="Avenir Next" w:eastAsia="Avenir Next"/>
                 <w:color w:val="1A1A1A"/>
-                <w:sz w:val="21"/>
+                <w:sz w:val="22"/>
                 <w:szCs w:val="21"/>
               </w:rPr>
               <w:t xml:space="preserve">Look at the </w:t>
@@ -367,7 +372,7 @@
                 <w:rFonts w:ascii="Avenir Next" w:hAnsi="Avenir Next" w:cs="Avenir Next" w:eastAsia="Avenir Next"/>
                 <w:b/>
                 <w:color w:val="1A1A1A"/>
-                <w:sz w:val="21"/>
+                <w:sz w:val="22"/>
                 <w:szCs w:val="21"/>
               </w:rPr>
               <w:t xml:space="preserve">ones</w:t>
@@ -376,7 +381,7 @@
               <w:rPr>
                 <w:rFonts w:ascii="Avenir Next" w:hAnsi="Avenir Next" w:cs="Avenir Next" w:eastAsia="Avenir Next"/>
                 <w:color w:val="1A1A1A"/>
-                <w:sz w:val="21"/>
+                <w:sz w:val="22"/>
                 <w:szCs w:val="21"/>
               </w:rPr>
               <w:t xml:space="preserve"> digit.</w:t>
@@ -395,6 +400,7 @@
           </w:tcPr>
           <w:p>
             <w:pPr>
+              <w:pStyle w:val="Heading1"/>
               <w:spacing w:before="0" w:after="0" w:line="240" w:lineRule="auto"/>
               <w:jc w:val="center"/>
             </w:pPr>
@@ -423,7 +429,7 @@
               <w:rPr>
                 <w:rFonts w:ascii="Avenir Next" w:hAnsi="Avenir Next" w:cs="Avenir Next" w:eastAsia="Avenir Next"/>
                 <w:color w:val="1A1A1A"/>
-                <w:sz w:val="21"/>
+                <w:sz w:val="22"/>
                 <w:szCs w:val="21"/>
               </w:rPr>
               <w:t xml:space="preserve">5 or more: round </w:t>
@@ -433,7 +439,7 @@
                 <w:rFonts w:ascii="Avenir Next" w:hAnsi="Avenir Next" w:cs="Avenir Next" w:eastAsia="Avenir Next"/>
                 <w:b/>
                 <w:color w:val="1A1A1A"/>
-                <w:sz w:val="21"/>
+                <w:sz w:val="22"/>
                 <w:szCs w:val="21"/>
               </w:rPr>
               <w:t xml:space="preserve">up</w:t>
@@ -442,7 +448,7 @@
               <w:rPr>
                 <w:rFonts w:ascii="Avenir Next" w:hAnsi="Avenir Next" w:cs="Avenir Next" w:eastAsia="Avenir Next"/>
                 <w:color w:val="1A1A1A"/>
-                <w:sz w:val="21"/>
+                <w:sz w:val="22"/>
                 <w:szCs w:val="21"/>
               </w:rPr>
               <w:t xml:space="preserve">. Less than 5: round down.</w:t>
@@ -461,6 +467,7 @@
           </w:tcPr>
           <w:p>
             <w:pPr>
+              <w:pStyle w:val="Heading1"/>
               <w:spacing w:before="0" w:after="0" w:line="240" w:lineRule="auto"/>
               <w:jc w:val="center"/>
             </w:pPr>
@@ -490,7 +497,7 @@
                 <w:rFonts w:ascii="Avenir Next" w:hAnsi="Avenir Next" w:cs="Avenir Next" w:eastAsia="Avenir Next"/>
                 <w:b/>
                 <w:color w:val="1A1A1A"/>
-                <w:sz w:val="21"/>
+                <w:sz w:val="22"/>
                 <w:szCs w:val="21"/>
               </w:rPr>
               <w:t xml:space="preserve">Add</w:t>
@@ -499,7 +506,7 @@
               <w:rPr>
                 <w:rFonts w:ascii="Avenir Next" w:hAnsi="Avenir Next" w:cs="Avenir Next" w:eastAsia="Avenir Next"/>
                 <w:color w:val="1A1A1A"/>
-                <w:sz w:val="21"/>
+                <w:sz w:val="22"/>
                 <w:szCs w:val="21"/>
               </w:rPr>
               <w:t xml:space="preserve"> or subtract the rounded numbers.</w:t>
@@ -510,6 +517,7 @@
     </w:tbl>
     <w:p>
       <w:pPr>
+        <w:pStyle w:val="Heading2"/>
         <w:keepNext/>
         <w:pBdr>
           <w:bottom w:val="single" w:sz="8" w:space="3" w:color="003A70"/>
@@ -525,7 +533,7 @@
           <w:b/>
           <w:color w:val="003A70"/>
           <w:spacing w:val="14"/>
-          <w:sz w:val="19"/>
+          <w:sz w:val="22"/>
           <w:szCs w:val="19"/>
         </w:rPr>
         <w:t xml:space="preserve">WATCH ME</w:t>
@@ -544,7 +552,7 @@
           <w:rFonts w:ascii="Avenir Next" w:hAnsi="Avenir Next" w:cs="Avenir Next" w:eastAsia="Avenir Next"/>
           <w:i/>
           <w:color w:val="5A5F66"/>
-          <w:sz w:val="17"/>
+          <w:sz w:val="22"/>
           <w:szCs w:val="17"/>
         </w:rPr>
         <w:t xml:space="preserve">the steps in action</w:t>
@@ -559,7 +567,7 @@
           <w:rFonts w:ascii="Avenir Next" w:hAnsi="Avenir Next" w:cs="Avenir Next" w:eastAsia="Avenir Next"/>
           <w:b/>
           <w:color w:val="1A1A1A"/>
-          <w:sz w:val="21"/>
+          <w:sz w:val="22"/>
           <w:szCs w:val="21"/>
         </w:rPr>
         <w:t xml:space="preserve">Estimate 58 + 26.</w:t>
@@ -578,25 +586,25 @@
           <w:rFonts w:ascii="Avenir Next" w:hAnsi="Avenir Next" w:cs="Avenir Next" w:eastAsia="Avenir Next"/>
           <w:b/>
           <w:color w:val="003A70"/>
+          <w:sz w:val="22"/>
+          <w:szCs w:val="19"/>
+        </w:rPr>
+        <w:t xml:space="preserve">Step 1</w:t>
+      </w:r>
+      <w:r>
+        <w:rPr>
+          <w:rFonts w:ascii="Avenir Next" w:hAnsi="Avenir Next" w:cs="Avenir Next" w:eastAsia="Avenir Next"/>
+          <w:color w:val="1A1A1A"/>
           <w:sz w:val="19"/>
           <w:szCs w:val="19"/>
         </w:rPr>
-        <w:t xml:space="preserve">Step 1</w:t>
-      </w:r>
-      <w:r>
-        <w:rPr>
-          <w:rFonts w:ascii="Avenir Next" w:hAnsi="Avenir Next" w:cs="Avenir Next" w:eastAsia="Avenir Next"/>
-          <w:color w:val="1A1A1A"/>
-          <w:sz w:val="19"/>
-          <w:szCs w:val="19"/>
-        </w:rPr>
         <w:tab/>
       </w:r>
       <w:r>
         <w:rPr>
           <w:rFonts w:ascii="Avenir Next" w:hAnsi="Avenir Next" w:cs="Avenir Next" w:eastAsia="Avenir Next"/>
           <w:color w:val="1A1A1A"/>
-          <w:sz w:val="21"/>
+          <w:sz w:val="22"/>
           <w:szCs w:val="21"/>
         </w:rPr>
         <w:t xml:space="preserve">The ones digits are 8 and 6.</w:t>
@@ -615,25 +623,25 @@
           <w:rFonts w:ascii="Avenir Next" w:hAnsi="Avenir Next" w:cs="Avenir Next" w:eastAsia="Avenir Next"/>
           <w:b/>
           <w:color w:val="003A70"/>
+          <w:sz w:val="22"/>
+          <w:szCs w:val="19"/>
+        </w:rPr>
+        <w:t xml:space="preserve">Step 2</w:t>
+      </w:r>
+      <w:r>
+        <w:rPr>
+          <w:rFonts w:ascii="Avenir Next" w:hAnsi="Avenir Next" w:cs="Avenir Next" w:eastAsia="Avenir Next"/>
+          <w:color w:val="1A1A1A"/>
           <w:sz w:val="19"/>
           <w:szCs w:val="19"/>
         </w:rPr>
-        <w:t xml:space="preserve">Step 2</w:t>
-      </w:r>
-      <w:r>
-        <w:rPr>
-          <w:rFonts w:ascii="Avenir Next" w:hAnsi="Avenir Next" w:cs="Avenir Next" w:eastAsia="Avenir Next"/>
-          <w:color w:val="1A1A1A"/>
-          <w:sz w:val="19"/>
-          <w:szCs w:val="19"/>
-        </w:rPr>
         <w:tab/>
       </w:r>
       <w:r>
         <w:rPr>
           <w:rFonts w:ascii="Avenir Next" w:hAnsi="Avenir Next" w:cs="Avenir Next" w:eastAsia="Avenir Next"/>
           <w:color w:val="1A1A1A"/>
-          <w:sz w:val="21"/>
+          <w:sz w:val="22"/>
           <w:szCs w:val="21"/>
         </w:rPr>
         <w:t xml:space="preserve">58 rounds to 60. 26 rounds to 30.</w:t>
@@ -652,25 +660,25 @@
           <w:rFonts w:ascii="Avenir Next" w:hAnsi="Avenir Next" w:cs="Avenir Next" w:eastAsia="Avenir Next"/>
           <w:b/>
           <w:color w:val="003A70"/>
+          <w:sz w:val="22"/>
+          <w:szCs w:val="19"/>
+        </w:rPr>
+        <w:t xml:space="preserve">Step 3</w:t>
+      </w:r>
+      <w:r>
+        <w:rPr>
+          <w:rFonts w:ascii="Avenir Next" w:hAnsi="Avenir Next" w:cs="Avenir Next" w:eastAsia="Avenir Next"/>
+          <w:color w:val="1A1A1A"/>
           <w:sz w:val="19"/>
           <w:szCs w:val="19"/>
         </w:rPr>
-        <w:t xml:space="preserve">Step 3</w:t>
-      </w:r>
-      <w:r>
-        <w:rPr>
-          <w:rFonts w:ascii="Avenir Next" w:hAnsi="Avenir Next" w:cs="Avenir Next" w:eastAsia="Avenir Next"/>
-          <w:color w:val="1A1A1A"/>
-          <w:sz w:val="19"/>
-          <w:szCs w:val="19"/>
-        </w:rPr>
         <w:tab/>
       </w:r>
       <w:r>
         <w:rPr>
           <w:rFonts w:ascii="Avenir Next" w:hAnsi="Avenir Next" w:cs="Avenir Next" w:eastAsia="Avenir Next"/>
           <w:color w:val="1A1A1A"/>
-          <w:sz w:val="21"/>
+          <w:sz w:val="22"/>
           <w:szCs w:val="21"/>
         </w:rPr>
         <w:t xml:space="preserve">60 + 30 = 90.</w:t>
@@ -689,18 +697,18 @@
           <w:rFonts w:ascii="Avenir Next" w:hAnsi="Avenir Next" w:cs="Avenir Next" w:eastAsia="Avenir Next"/>
           <w:b/>
           <w:color w:val="1A1A1A"/>
+          <w:sz w:val="22"/>
+          <w:szCs w:val="21"/>
+        </w:rPr>
+        <w:t xml:space="preserve">Answer</w:t>
+      </w:r>
+      <w:r>
+        <w:rPr>
+          <w:rFonts w:ascii="Avenir Next" w:hAnsi="Avenir Next" w:cs="Avenir Next" w:eastAsia="Avenir Next"/>
+          <w:color w:val="1A1A1A"/>
           <w:sz w:val="21"/>
           <w:szCs w:val="21"/>
         </w:rPr>
-        <w:t xml:space="preserve">Answer</w:t>
-      </w:r>
-      <w:r>
-        <w:rPr>
-          <w:rFonts w:ascii="Avenir Next" w:hAnsi="Avenir Next" w:cs="Avenir Next" w:eastAsia="Avenir Next"/>
-          <w:color w:val="1A1A1A"/>
-          <w:sz w:val="21"/>
-          <w:szCs w:val="21"/>
-        </w:rPr>
         <w:tab/>
       </w:r>
       <w:r>
@@ -708,7 +716,7 @@
           <w:rFonts w:ascii="Avenir Next" w:hAnsi="Avenir Next" w:cs="Avenir Next" w:eastAsia="Avenir Next"/>
           <w:b/>
           <w:color w:val="1A1A1A"/>
-          <w:sz w:val="21"/>
+          <w:sz w:val="22"/>
           <w:szCs w:val="21"/>
         </w:rPr>
         <w:t xml:space="preserve">about 90</w:t>
@@ -716,6 +724,7 @@
     </w:p>
     <w:p>
       <w:pPr>
+        <w:pStyle w:val="Heading2"/>
         <w:keepNext/>
         <w:pBdr>
           <w:bottom w:val="single" w:sz="8" w:space="3" w:color="003A70"/>
@@ -731,7 +740,7 @@
           <w:b/>
           <w:color w:val="003A70"/>
           <w:spacing w:val="14"/>
-          <w:sz w:val="19"/>
+          <w:sz w:val="22"/>
           <w:szCs w:val="19"/>
         </w:rPr>
         <w:t xml:space="preserve">TRY IT WITH HELP</w:t>
@@ -750,7 +759,7 @@
           <w:rFonts w:ascii="Avenir Next" w:hAnsi="Avenir Next" w:cs="Avenir Next" w:eastAsia="Avenir Next"/>
           <w:i/>
           <w:color w:val="5A5F66"/>
-          <w:sz w:val="17"/>
+          <w:sz w:val="22"/>
           <w:szCs w:val="17"/>
         </w:rPr>
         <w:t xml:space="preserve">fill in each step</w:t>
@@ -808,28 +817,47 @@
           <w:rFonts w:ascii="Avenir Next" w:hAnsi="Avenir Next" w:cs="Avenir Next" w:eastAsia="Avenir Next"/>
           <w:b/>
           <w:color w:val="003A70"/>
+          <w:sz w:val="22"/>
+          <w:szCs w:val="18"/>
+        </w:rPr>
+        <w:t xml:space="preserve">Step 1</w:t>
+      </w:r>
+      <w:r>
+        <w:rPr>
+          <w:rFonts w:ascii="Avenir Next" w:hAnsi="Avenir Next" w:cs="Avenir Next" w:eastAsia="Avenir Next"/>
+          <w:color w:val="1A1A1A"/>
           <w:sz w:val="18"/>
           <w:szCs w:val="18"/>
         </w:rPr>
-        <w:t xml:space="preserve">Step 1</w:t>
-      </w:r>
-      <w:r>
-        <w:rPr>
-          <w:rFonts w:ascii="Avenir Next" w:hAnsi="Avenir Next" w:cs="Avenir Next" w:eastAsia="Avenir Next"/>
-          <w:color w:val="1A1A1A"/>
-          <w:sz w:val="18"/>
-          <w:szCs w:val="18"/>
-        </w:rPr>
         <w:tab/>
       </w:r>
       <w:r>
         <w:rPr>
           <w:rFonts w:ascii="Avenir Next" w:hAnsi="Avenir Next" w:cs="Avenir Next" w:eastAsia="Avenir Next"/>
           <w:color w:val="1A1A1A"/>
+          <w:sz w:val="22"/>
+          <w:szCs w:val="21"/>
+        </w:rPr>
+        <w:t xml:space="preserve">The ones digits are </w:t>
+      </w:r>
+      <w:r>
+        <w:rPr>
+          <w:rFonts w:ascii="Avenir Next" w:hAnsi="Avenir Next" w:cs="Avenir Next" w:eastAsia="Avenir Next"/>
+          <w:color w:val="1A1A1A"/>
           <w:sz w:val="21"/>
           <w:szCs w:val="21"/>
-        </w:rPr>
-        <w:t xml:space="preserve">The ones digits are </w:t>
+          <w:u w:val="single"/>
+        </w:rPr>
+        <w:t xml:space="preserve">                </w:t>
+      </w:r>
+      <w:r>
+        <w:rPr>
+          <w:rFonts w:ascii="Avenir Next" w:hAnsi="Avenir Next" w:cs="Avenir Next" w:eastAsia="Avenir Next"/>
+          <w:color w:val="1A1A1A"/>
+          <w:sz w:val="22"/>
+          <w:szCs w:val="21"/>
+        </w:rPr>
+        <w:t xml:space="preserve"> and </w:t>
       </w:r>
       <w:r>
         <w:rPr>
@@ -845,26 +873,7 @@
         <w:rPr>
           <w:rFonts w:ascii="Avenir Next" w:hAnsi="Avenir Next" w:cs="Avenir Next" w:eastAsia="Avenir Next"/>
           <w:color w:val="1A1A1A"/>
-          <w:sz w:val="21"/>
-          <w:szCs w:val="21"/>
-        </w:rPr>
-        <w:t xml:space="preserve"> and </w:t>
-      </w:r>
-      <w:r>
-        <w:rPr>
-          <w:rFonts w:ascii="Avenir Next" w:hAnsi="Avenir Next" w:cs="Avenir Next" w:eastAsia="Avenir Next"/>
-          <w:color w:val="1A1A1A"/>
-          <w:sz w:val="21"/>
-          <w:szCs w:val="21"/>
-          <w:u w:val="single"/>
-        </w:rPr>
-        <w:t xml:space="preserve">                </w:t>
-      </w:r>
-      <w:r>
-        <w:rPr>
-          <w:rFonts w:ascii="Avenir Next" w:hAnsi="Avenir Next" w:cs="Avenir Next" w:eastAsia="Avenir Next"/>
-          <w:color w:val="1A1A1A"/>
-          <w:sz w:val="21"/>
+          <w:sz w:val="22"/>
           <w:szCs w:val="21"/>
         </w:rPr>
         <w:t xml:space="preserve">.</w:t>
@@ -884,28 +893,47 @@
           <w:rFonts w:ascii="Avenir Next" w:hAnsi="Avenir Next" w:cs="Avenir Next" w:eastAsia="Avenir Next"/>
           <w:b/>
           <w:color w:val="003A70"/>
+          <w:sz w:val="22"/>
+          <w:szCs w:val="18"/>
+        </w:rPr>
+        <w:t xml:space="preserve">Step 2</w:t>
+      </w:r>
+      <w:r>
+        <w:rPr>
+          <w:rFonts w:ascii="Avenir Next" w:hAnsi="Avenir Next" w:cs="Avenir Next" w:eastAsia="Avenir Next"/>
+          <w:color w:val="1A1A1A"/>
           <w:sz w:val="18"/>
           <w:szCs w:val="18"/>
         </w:rPr>
-        <w:t xml:space="preserve">Step 2</w:t>
-      </w:r>
-      <w:r>
-        <w:rPr>
-          <w:rFonts w:ascii="Avenir Next" w:hAnsi="Avenir Next" w:cs="Avenir Next" w:eastAsia="Avenir Next"/>
-          <w:color w:val="1A1A1A"/>
-          <w:sz w:val="18"/>
-          <w:szCs w:val="18"/>
-        </w:rPr>
         <w:tab/>
       </w:r>
       <w:r>
         <w:rPr>
           <w:rFonts w:ascii="Avenir Next" w:hAnsi="Avenir Next" w:cs="Avenir Next" w:eastAsia="Avenir Next"/>
           <w:color w:val="1A1A1A"/>
+          <w:sz w:val="22"/>
+          <w:szCs w:val="21"/>
+        </w:rPr>
+        <w:t xml:space="preserve">44 rounds to </w:t>
+      </w:r>
+      <w:r>
+        <w:rPr>
+          <w:rFonts w:ascii="Avenir Next" w:hAnsi="Avenir Next" w:cs="Avenir Next" w:eastAsia="Avenir Next"/>
+          <w:color w:val="1A1A1A"/>
           <w:sz w:val="21"/>
           <w:szCs w:val="21"/>
-        </w:rPr>
-        <w:t xml:space="preserve">44 rounds to </w:t>
+          <w:u w:val="single"/>
+        </w:rPr>
+        <w:t xml:space="preserve">                </w:t>
+      </w:r>
+      <w:r>
+        <w:rPr>
+          <w:rFonts w:ascii="Avenir Next" w:hAnsi="Avenir Next" w:cs="Avenir Next" w:eastAsia="Avenir Next"/>
+          <w:color w:val="1A1A1A"/>
+          <w:sz w:val="22"/>
+          <w:szCs w:val="21"/>
+        </w:rPr>
+        <w:t xml:space="preserve">. 26 rounds to </w:t>
       </w:r>
       <w:r>
         <w:rPr>
@@ -921,26 +949,7 @@
         <w:rPr>
           <w:rFonts w:ascii="Avenir Next" w:hAnsi="Avenir Next" w:cs="Avenir Next" w:eastAsia="Avenir Next"/>
           <w:color w:val="1A1A1A"/>
-          <w:sz w:val="21"/>
-          <w:szCs w:val="21"/>
-        </w:rPr>
-        <w:t xml:space="preserve">. 26 rounds to </w:t>
-      </w:r>
-      <w:r>
-        <w:rPr>
-          <w:rFonts w:ascii="Avenir Next" w:hAnsi="Avenir Next" w:cs="Avenir Next" w:eastAsia="Avenir Next"/>
-          <w:color w:val="1A1A1A"/>
-          <w:sz w:val="21"/>
-          <w:szCs w:val="21"/>
-          <w:u w:val="single"/>
-        </w:rPr>
-        <w:t xml:space="preserve">                </w:t>
-      </w:r>
-      <w:r>
-        <w:rPr>
-          <w:rFonts w:ascii="Avenir Next" w:hAnsi="Avenir Next" w:cs="Avenir Next" w:eastAsia="Avenir Next"/>
-          <w:color w:val="1A1A1A"/>
-          <w:sz w:val="21"/>
+          <w:sz w:val="22"/>
           <w:szCs w:val="21"/>
         </w:rPr>
         <w:t xml:space="preserve">.</w:t>
@@ -960,25 +969,25 @@
           <w:rFonts w:ascii="Avenir Next" w:hAnsi="Avenir Next" w:cs="Avenir Next" w:eastAsia="Avenir Next"/>
           <w:b/>
           <w:color w:val="003A70"/>
+          <w:sz w:val="22"/>
+          <w:szCs w:val="18"/>
+        </w:rPr>
+        <w:t xml:space="preserve">Step 3</w:t>
+      </w:r>
+      <w:r>
+        <w:rPr>
+          <w:rFonts w:ascii="Avenir Next" w:hAnsi="Avenir Next" w:cs="Avenir Next" w:eastAsia="Avenir Next"/>
+          <w:color w:val="1A1A1A"/>
           <w:sz w:val="18"/>
           <w:szCs w:val="18"/>
         </w:rPr>
-        <w:t xml:space="preserve">Step 3</w:t>
-      </w:r>
-      <w:r>
-        <w:rPr>
-          <w:rFonts w:ascii="Avenir Next" w:hAnsi="Avenir Next" w:cs="Avenir Next" w:eastAsia="Avenir Next"/>
-          <w:color w:val="1A1A1A"/>
-          <w:sz w:val="18"/>
-          <w:szCs w:val="18"/>
-        </w:rPr>
         <w:tab/>
       </w:r>
       <w:r>
         <w:rPr>
           <w:rFonts w:ascii="Avenir Next" w:hAnsi="Avenir Next" w:cs="Avenir Next" w:eastAsia="Avenir Next"/>
           <w:color w:val="1A1A1A"/>
-          <w:sz w:val="21"/>
+          <w:sz w:val="22"/>
           <w:szCs w:val="21"/>
         </w:rPr>
         <w:t xml:space="preserve">40 − 30 = </w:t>
@@ -1051,28 +1060,47 @@
           <w:rFonts w:ascii="Avenir Next" w:hAnsi="Avenir Next" w:cs="Avenir Next" w:eastAsia="Avenir Next"/>
           <w:b/>
           <w:color w:val="003A70"/>
+          <w:sz w:val="22"/>
+          <w:szCs w:val="18"/>
+        </w:rPr>
+        <w:t xml:space="preserve">Step 1</w:t>
+      </w:r>
+      <w:r>
+        <w:rPr>
+          <w:rFonts w:ascii="Avenir Next" w:hAnsi="Avenir Next" w:cs="Avenir Next" w:eastAsia="Avenir Next"/>
+          <w:color w:val="1A1A1A"/>
           <w:sz w:val="18"/>
           <w:szCs w:val="18"/>
         </w:rPr>
-        <w:t xml:space="preserve">Step 1</w:t>
-      </w:r>
-      <w:r>
-        <w:rPr>
-          <w:rFonts w:ascii="Avenir Next" w:hAnsi="Avenir Next" w:cs="Avenir Next" w:eastAsia="Avenir Next"/>
-          <w:color w:val="1A1A1A"/>
-          <w:sz w:val="18"/>
-          <w:szCs w:val="18"/>
-        </w:rPr>
         <w:tab/>
       </w:r>
       <w:r>
         <w:rPr>
           <w:rFonts w:ascii="Avenir Next" w:hAnsi="Avenir Next" w:cs="Avenir Next" w:eastAsia="Avenir Next"/>
           <w:color w:val="1A1A1A"/>
+          <w:sz w:val="22"/>
+          <w:szCs w:val="21"/>
+        </w:rPr>
+        <w:t xml:space="preserve">The ones digits are </w:t>
+      </w:r>
+      <w:r>
+        <w:rPr>
+          <w:rFonts w:ascii="Avenir Next" w:hAnsi="Avenir Next" w:cs="Avenir Next" w:eastAsia="Avenir Next"/>
+          <w:color w:val="1A1A1A"/>
           <w:sz w:val="21"/>
           <w:szCs w:val="21"/>
-        </w:rPr>
-        <w:t xml:space="preserve">The ones digits are </w:t>
+          <w:u w:val="single"/>
+        </w:rPr>
+        <w:t xml:space="preserve">                </w:t>
+      </w:r>
+      <w:r>
+        <w:rPr>
+          <w:rFonts w:ascii="Avenir Next" w:hAnsi="Avenir Next" w:cs="Avenir Next" w:eastAsia="Avenir Next"/>
+          <w:color w:val="1A1A1A"/>
+          <w:sz w:val="22"/>
+          <w:szCs w:val="21"/>
+        </w:rPr>
+        <w:t xml:space="preserve"> and </w:t>
       </w:r>
       <w:r>
         <w:rPr>
@@ -1088,26 +1116,7 @@
         <w:rPr>
           <w:rFonts w:ascii="Avenir Next" w:hAnsi="Avenir Next" w:cs="Avenir Next" w:eastAsia="Avenir Next"/>
           <w:color w:val="1A1A1A"/>
-          <w:sz w:val="21"/>
-          <w:szCs w:val="21"/>
-        </w:rPr>
-        <w:t xml:space="preserve"> and </w:t>
-      </w:r>
-      <w:r>
-        <w:rPr>
-          <w:rFonts w:ascii="Avenir Next" w:hAnsi="Avenir Next" w:cs="Avenir Next" w:eastAsia="Avenir Next"/>
-          <w:color w:val="1A1A1A"/>
-          <w:sz w:val="21"/>
-          <w:szCs w:val="21"/>
-          <w:u w:val="single"/>
-        </w:rPr>
-        <w:t xml:space="preserve">                </w:t>
-      </w:r>
-      <w:r>
-        <w:rPr>
-          <w:rFonts w:ascii="Avenir Next" w:hAnsi="Avenir Next" w:cs="Avenir Next" w:eastAsia="Avenir Next"/>
-          <w:color w:val="1A1A1A"/>
-          <w:sz w:val="21"/>
+          <w:sz w:val="22"/>
           <w:szCs w:val="21"/>
         </w:rPr>
         <w:t xml:space="preserve">.</w:t>
@@ -1127,35 +1136,35 @@
           <w:rFonts w:ascii="Avenir Next" w:hAnsi="Avenir Next" w:cs="Avenir Next" w:eastAsia="Avenir Next"/>
           <w:b/>
           <w:color w:val="003A70"/>
+          <w:sz w:val="22"/>
+          <w:szCs w:val="18"/>
+        </w:rPr>
+        <w:t xml:space="preserve">Step 2</w:t>
+      </w:r>
+      <w:r>
+        <w:rPr>
+          <w:rFonts w:ascii="Avenir Next" w:hAnsi="Avenir Next" w:cs="Avenir Next" w:eastAsia="Avenir Next"/>
+          <w:color w:val="1A1A1A"/>
           <w:sz w:val="18"/>
           <w:szCs w:val="18"/>
         </w:rPr>
-        <w:t xml:space="preserve">Step 2</w:t>
-      </w:r>
-      <w:r>
-        <w:rPr>
-          <w:rFonts w:ascii="Avenir Next" w:hAnsi="Avenir Next" w:cs="Avenir Next" w:eastAsia="Avenir Next"/>
-          <w:color w:val="1A1A1A"/>
-          <w:sz w:val="18"/>
-          <w:szCs w:val="18"/>
-        </w:rPr>
         <w:tab/>
       </w:r>
       <w:r>
         <w:rPr>
           <w:rFonts w:ascii="Avenir Next" w:hAnsi="Avenir Next" w:cs="Avenir Next" w:eastAsia="Avenir Next"/>
           <w:color w:val="1A1A1A"/>
+          <w:sz w:val="22"/>
+          <w:szCs w:val="21"/>
+        </w:rPr>
+        <w:t xml:space="preserve">90 stays 90. 58 rounds to </w:t>
+      </w:r>
+      <w:r>
+        <w:rPr>
+          <w:rFonts w:ascii="Avenir Next" w:hAnsi="Avenir Next" w:cs="Avenir Next" w:eastAsia="Avenir Next"/>
+          <w:color w:val="1A1A1A"/>
           <w:sz w:val="21"/>
           <w:szCs w:val="21"/>
-        </w:rPr>
-        <w:t xml:space="preserve">90 stays 90. 58 rounds to </w:t>
-      </w:r>
-      <w:r>
-        <w:rPr>
-          <w:rFonts w:ascii="Avenir Next" w:hAnsi="Avenir Next" w:cs="Avenir Next" w:eastAsia="Avenir Next"/>
-          <w:color w:val="1A1A1A"/>
-          <w:sz w:val="21"/>
-          <w:szCs w:val="21"/>
           <w:u w:val="single"/>
         </w:rPr>
         <w:t xml:space="preserve">                </w:t>
@@ -1164,7 +1173,7 @@
         <w:rPr>
           <w:rFonts w:ascii="Avenir Next" w:hAnsi="Avenir Next" w:cs="Avenir Next" w:eastAsia="Avenir Next"/>
           <w:color w:val="1A1A1A"/>
-          <w:sz w:val="21"/>
+          <w:sz w:val="22"/>
           <w:szCs w:val="21"/>
         </w:rPr>
         <w:t xml:space="preserve">.</w:t>
@@ -1184,35 +1193,35 @@
           <w:rFonts w:ascii="Avenir Next" w:hAnsi="Avenir Next" w:cs="Avenir Next" w:eastAsia="Avenir Next"/>
           <w:b/>
           <w:color w:val="003A70"/>
+          <w:sz w:val="22"/>
+          <w:szCs w:val="18"/>
+        </w:rPr>
+        <w:t xml:space="preserve">Step 3</w:t>
+      </w:r>
+      <w:r>
+        <w:rPr>
+          <w:rFonts w:ascii="Avenir Next" w:hAnsi="Avenir Next" w:cs="Avenir Next" w:eastAsia="Avenir Next"/>
+          <w:color w:val="1A1A1A"/>
           <w:sz w:val="18"/>
           <w:szCs w:val="18"/>
         </w:rPr>
-        <w:t xml:space="preserve">Step 3</w:t>
-      </w:r>
-      <w:r>
-        <w:rPr>
-          <w:rFonts w:ascii="Avenir Next" w:hAnsi="Avenir Next" w:cs="Avenir Next" w:eastAsia="Avenir Next"/>
-          <w:color w:val="1A1A1A"/>
-          <w:sz w:val="18"/>
-          <w:szCs w:val="18"/>
-        </w:rPr>
         <w:tab/>
       </w:r>
       <w:r>
         <w:rPr>
           <w:rFonts w:ascii="Avenir Next" w:hAnsi="Avenir Next" w:cs="Avenir Next" w:eastAsia="Avenir Next"/>
           <w:color w:val="1A1A1A"/>
+          <w:sz w:val="22"/>
+          <w:szCs w:val="21"/>
+        </w:rPr>
+        <w:t xml:space="preserve">90 − 60 = </w:t>
+      </w:r>
+      <w:r>
+        <w:rPr>
+          <w:rFonts w:ascii="Avenir Next" w:hAnsi="Avenir Next" w:cs="Avenir Next" w:eastAsia="Avenir Next"/>
+          <w:color w:val="1A1A1A"/>
           <w:sz w:val="21"/>
           <w:szCs w:val="21"/>
-        </w:rPr>
-        <w:t xml:space="preserve">90 − 60 = </w:t>
-      </w:r>
-      <w:r>
-        <w:rPr>
-          <w:rFonts w:ascii="Avenir Next" w:hAnsi="Avenir Next" w:cs="Avenir Next" w:eastAsia="Avenir Next"/>
-          <w:color w:val="1A1A1A"/>
-          <w:sz w:val="21"/>
-          <w:szCs w:val="21"/>
           <w:u w:val="single"/>
         </w:rPr>
         <w:t xml:space="preserve">                </w:t>
@@ -1225,6 +1234,7 @@
     </w:p>
     <w:p>
       <w:pPr>
+        <w:pStyle w:val="Heading2"/>
         <w:keepNext/>
         <w:pBdr>
           <w:bottom w:val="single" w:sz="8" w:space="3" w:color="003A70"/>
@@ -1240,7 +1250,7 @@
           <w:b/>
           <w:color w:val="003A70"/>
           <w:spacing w:val="14"/>
-          <w:sz w:val="19"/>
+          <w:sz w:val="22"/>
           <w:szCs w:val="19"/>
         </w:rPr>
         <w:t xml:space="preserve">YOUR TURN</w:t>
@@ -1259,7 +1269,7 @@
           <w:rFonts w:ascii="Avenir Next" w:hAnsi="Avenir Next" w:cs="Avenir Next" w:eastAsia="Avenir Next"/>
           <w:i/>
           <w:color w:val="5A5F66"/>
-          <w:sz w:val="17"/>
+          <w:sz w:val="22"/>
           <w:szCs w:val="17"/>
         </w:rPr>
         <w:t xml:space="preserve">use the steps on your own</w:t>
@@ -1645,7 +1655,7 @@
       <w:pPr>
         <w:pageBreakBefore/>
         <w:keepNext/>
-        <w:spacing w:before="0" w:after="12" w:line="264" w:lineRule="auto"/>
+        <w:spacing w:before="0" w:after="12" w:line="252" w:lineRule="auto"/>
       </w:pPr>
       <w:r>
         <w:rPr>
@@ -1654,7 +1664,7 @@
           <w:caps/>
           <w:color w:val="003A70"/>
           <w:spacing w:val="12"/>
-          <w:sz w:val="19"/>
+          <w:sz w:val="22"/>
           <w:szCs w:val="19"/>
         </w:rPr>
         <w:t xml:space="preserve">Lesson 8-1  ·  Session 2  ·  Prerequisite Practice A  ·  Skill 2 of 2</w:t>
@@ -1662,6 +1672,7 @@
     </w:p>
     <w:p>
       <w:pPr>
+        <w:pStyle w:val="Heading1"/>
         <w:keepNext/>
         <w:spacing w:before="0" w:after="10" w:line="240" w:lineRule="auto"/>
       </w:pPr>
@@ -1681,13 +1692,13 @@
         <w:pBdr>
           <w:bottom w:val="single" w:sz="4" w:space="5" w:color="C9CDD2"/>
         </w:pBdr>
-        <w:spacing w:before="0" w:after="60" w:line="264" w:lineRule="auto"/>
+        <w:spacing w:before="0" w:after="60" w:line="252" w:lineRule="auto"/>
       </w:pPr>
       <w:r>
         <w:rPr>
           <w:rFonts w:ascii="Avenir Next" w:hAnsi="Avenir Next" w:cs="Avenir Next" w:eastAsia="Avenir Next"/>
           <w:color w:val="5A5F66"/>
-          <w:sz w:val="17"/>
+          <w:sz w:val="22"/>
           <w:szCs w:val="17"/>
         </w:rPr>
         <w:t xml:space="preserve">Builds on Grade 2 · 2.OA.A.1</w:t>
@@ -1730,7 +1741,8 @@
           </w:tcPr>
           <w:p>
             <w:pPr>
-              <w:spacing w:before="0" w:after="0" w:line="252" w:lineRule="auto"/>
+              <w:pStyle w:val="Heading2"/>
+              <w:spacing w:before="0" w:after="0" w:line="246" w:lineRule="auto"/>
             </w:pPr>
             <w:r>
               <w:rPr>
@@ -1753,13 +1765,13 @@
           </w:tcPr>
           <w:p>
             <w:pPr>
-              <w:spacing w:before="0" w:after="0" w:line="264" w:lineRule="auto"/>
+              <w:spacing w:before="0" w:after="0" w:line="252" w:lineRule="auto"/>
             </w:pPr>
             <w:r>
               <w:rPr>
                 <w:rFonts w:ascii="Avenir Next" w:hAnsi="Avenir Next" w:cs="Avenir Next" w:eastAsia="Avenir Next"/>
                 <w:color w:val="1A1A1A"/>
-                <w:sz w:val="20"/>
+                <w:sz w:val="22"/>
                 <w:szCs w:val="20"/>
               </w:rPr>
               <w:t xml:space="preserve">A bus left with 44 students; 26 stayed on. 44 is the whole.</w:t>
@@ -1779,7 +1791,8 @@
           </w:tcPr>
           <w:p>
             <w:pPr>
-              <w:spacing w:before="0" w:after="0" w:line="252" w:lineRule="auto"/>
+              <w:pStyle w:val="Heading2"/>
+              <w:spacing w:before="0" w:after="0" w:line="246" w:lineRule="auto"/>
             </w:pPr>
             <w:r>
               <w:rPr>
@@ -1802,13 +1815,13 @@
           </w:tcPr>
           <w:p>
             <w:pPr>
-              <w:spacing w:before="0" w:after="0" w:line="264" w:lineRule="auto"/>
+              <w:spacing w:before="0" w:after="0" w:line="252" w:lineRule="auto"/>
             </w:pPr>
             <w:r>
               <w:rPr>
                 <w:rFonts w:ascii="Avenir Next" w:hAnsi="Avenir Next" w:cs="Avenir Next" w:eastAsia="Avenir Next"/>
                 <w:color w:val="1A1A1A"/>
-                <w:sz w:val="20"/>
+                <w:sz w:val="22"/>
                 <w:szCs w:val="20"/>
               </w:rPr>
               <w:t xml:space="preserve">Find a missing part: whole − known part = missing part.  </w:t>
@@ -1818,7 +1831,7 @@
                 <w:rFonts w:ascii="Avenir Next" w:hAnsi="Avenir Next" w:cs="Avenir Next" w:eastAsia="Avenir Next"/>
                 <w:b/>
                 <w:color w:val="1A1A1A"/>
-                <w:sz w:val="20"/>
+                <w:sz w:val="22"/>
                 <w:szCs w:val="20"/>
               </w:rPr>
               <w:t xml:space="preserve">You will use it in Practice Form A, problems 4 and 5.</w:t>
@@ -1829,6 +1842,7 @@
     </w:tbl>
     <w:p>
       <w:pPr>
+        <w:pStyle w:val="Heading2"/>
         <w:keepNext/>
         <w:pBdr>
           <w:bottom w:val="single" w:sz="8" w:space="3" w:color="003A70"/>
@@ -1844,7 +1858,7 @@
           <w:b/>
           <w:color w:val="003A70"/>
           <w:spacing w:val="14"/>
-          <w:sz w:val="19"/>
+          <w:sz w:val="22"/>
           <w:szCs w:val="19"/>
         </w:rPr>
         <w:t xml:space="preserve">STEPS TO FOLLOW</w:t>
@@ -1863,7 +1877,7 @@
           <w:rFonts w:ascii="Avenir Next" w:hAnsi="Avenir Next" w:cs="Avenir Next" w:eastAsia="Avenir Next"/>
           <w:i/>
           <w:color w:val="5A5F66"/>
-          <w:sz w:val="17"/>
+          <w:sz w:val="22"/>
           <w:szCs w:val="17"/>
         </w:rPr>
         <w:t xml:space="preserve">use these same steps on every problem</w:t>
@@ -1905,6 +1919,7 @@
           </w:tcPr>
           <w:p>
             <w:pPr>
+              <w:pStyle w:val="Heading1"/>
               <w:spacing w:before="0" w:after="0" w:line="240" w:lineRule="auto"/>
               <w:jc w:val="center"/>
             </w:pPr>
@@ -1927,13 +1942,13 @@
           </w:tcPr>
           <w:p>
             <w:pPr>
-              <w:spacing w:before="0" w:after="0" w:line="264" w:lineRule="auto"/>
+              <w:spacing w:before="0" w:after="0" w:line="252" w:lineRule="auto"/>
             </w:pPr>
             <w:r>
               <w:rPr>
                 <w:rFonts w:ascii="Avenir Next" w:hAnsi="Avenir Next" w:cs="Avenir Next" w:eastAsia="Avenir Next"/>
                 <w:color w:val="1A1A1A"/>
-                <w:sz w:val="21"/>
+                <w:sz w:val="22"/>
                 <w:szCs w:val="21"/>
               </w:rPr>
               <w:t xml:space="preserve">Find the </w:t>
@@ -1943,7 +1958,7 @@
                 <w:rFonts w:ascii="Avenir Next" w:hAnsi="Avenir Next" w:cs="Avenir Next" w:eastAsia="Avenir Next"/>
                 <w:b/>
                 <w:color w:val="1A1A1A"/>
-                <w:sz w:val="21"/>
+                <w:sz w:val="22"/>
                 <w:szCs w:val="21"/>
               </w:rPr>
               <w:t xml:space="preserve">whole</w:t>
@@ -1952,7 +1967,7 @@
               <w:rPr>
                 <w:rFonts w:ascii="Avenir Next" w:hAnsi="Avenir Next" w:cs="Avenir Next" w:eastAsia="Avenir Next"/>
                 <w:color w:val="1A1A1A"/>
-                <w:sz w:val="21"/>
+                <w:sz w:val="22"/>
                 <w:szCs w:val="21"/>
               </w:rPr>
               <w:t xml:space="preserve">: the total amount.</w:t>
@@ -1971,6 +1986,7 @@
           </w:tcPr>
           <w:p>
             <w:pPr>
+              <w:pStyle w:val="Heading1"/>
               <w:spacing w:before="0" w:after="0" w:line="240" w:lineRule="auto"/>
               <w:jc w:val="center"/>
             </w:pPr>
@@ -1993,13 +2009,13 @@
           </w:tcPr>
           <w:p>
             <w:pPr>
-              <w:spacing w:before="0" w:after="0" w:line="264" w:lineRule="auto"/>
+              <w:spacing w:before="0" w:after="0" w:line="252" w:lineRule="auto"/>
             </w:pPr>
             <w:r>
               <w:rPr>
                 <w:rFonts w:ascii="Avenir Next" w:hAnsi="Avenir Next" w:cs="Avenir Next" w:eastAsia="Avenir Next"/>
                 <w:color w:val="1A1A1A"/>
-                <w:sz w:val="21"/>
+                <w:sz w:val="22"/>
                 <w:szCs w:val="21"/>
               </w:rPr>
               <w:t xml:space="preserve">Find the </w:t>
@@ -2009,7 +2025,7 @@
                 <w:rFonts w:ascii="Avenir Next" w:hAnsi="Avenir Next" w:cs="Avenir Next" w:eastAsia="Avenir Next"/>
                 <w:b/>
                 <w:color w:val="1A1A1A"/>
-                <w:sz w:val="21"/>
+                <w:sz w:val="22"/>
                 <w:szCs w:val="21"/>
               </w:rPr>
               <w:t xml:space="preserve">known part</w:t>
@@ -2018,7 +2034,7 @@
               <w:rPr>
                 <w:rFonts w:ascii="Avenir Next" w:hAnsi="Avenir Next" w:cs="Avenir Next" w:eastAsia="Avenir Next"/>
                 <w:color w:val="1A1A1A"/>
-                <w:sz w:val="21"/>
+                <w:sz w:val="22"/>
                 <w:szCs w:val="21"/>
               </w:rPr>
               <w:t xml:space="preserve">.</w:t>
@@ -2037,6 +2053,7 @@
           </w:tcPr>
           <w:p>
             <w:pPr>
+              <w:pStyle w:val="Heading1"/>
               <w:spacing w:before="0" w:after="0" w:line="240" w:lineRule="auto"/>
               <w:jc w:val="center"/>
             </w:pPr>
@@ -2059,14 +2076,14 @@
           </w:tcPr>
           <w:p>
             <w:pPr>
-              <w:spacing w:before="0" w:after="0" w:line="264" w:lineRule="auto"/>
+              <w:spacing w:before="0" w:after="0" w:line="252" w:lineRule="auto"/>
             </w:pPr>
             <w:r>
               <w:rPr>
                 <w:rFonts w:ascii="Avenir Next" w:hAnsi="Avenir Next" w:cs="Avenir Next" w:eastAsia="Avenir Next"/>
                 <w:b/>
                 <w:color w:val="1A1A1A"/>
-                <w:sz w:val="21"/>
+                <w:sz w:val="22"/>
                 <w:szCs w:val="21"/>
               </w:rPr>
               <w:t xml:space="preserve">Subtract</w:t>
@@ -2075,7 +2092,7 @@
               <w:rPr>
                 <w:rFonts w:ascii="Avenir Next" w:hAnsi="Avenir Next" w:cs="Avenir Next" w:eastAsia="Avenir Next"/>
                 <w:color w:val="1A1A1A"/>
-                <w:sz w:val="21"/>
+                <w:sz w:val="22"/>
                 <w:szCs w:val="21"/>
               </w:rPr>
               <w:t xml:space="preserve">: whole − known part = missing part.</w:t>
@@ -2086,6 +2103,7 @@
     </w:tbl>
     <w:p>
       <w:pPr>
+        <w:pStyle w:val="Heading2"/>
         <w:keepNext/>
         <w:pBdr>
           <w:bottom w:val="single" w:sz="8" w:space="3" w:color="003A70"/>
@@ -2101,7 +2119,7 @@
           <w:b/>
           <w:color w:val="003A70"/>
           <w:spacing w:val="14"/>
-          <w:sz w:val="19"/>
+          <w:sz w:val="22"/>
           <w:szCs w:val="19"/>
         </w:rPr>
         <w:t xml:space="preserve">WATCH ME</w:t>
@@ -2120,7 +2138,7 @@
           <w:rFonts w:ascii="Avenir Next" w:hAnsi="Avenir Next" w:cs="Avenir Next" w:eastAsia="Avenir Next"/>
           <w:i/>
           <w:color w:val="5A5F66"/>
-          <w:sz w:val="17"/>
+          <w:sz w:val="22"/>
           <w:szCs w:val="17"/>
         </w:rPr>
         <w:t xml:space="preserve">the steps in action</w:t>
@@ -2162,14 +2180,14 @@
           </w:tcPr>
           <w:p>
             <w:pPr>
-              <w:spacing w:before="0" w:after="40" w:line="264" w:lineRule="auto"/>
+              <w:spacing w:before="0" w:after="40" w:line="252" w:lineRule="auto"/>
             </w:pPr>
             <w:r>
               <w:rPr>
                 <w:rFonts w:ascii="Avenir Next" w:hAnsi="Avenir Next" w:cs="Avenir Next" w:eastAsia="Avenir Next"/>
                 <w:b/>
                 <w:color w:val="1A1A1A"/>
-                <w:sz w:val="21"/>
+                <w:sz w:val="22"/>
                 <w:szCs w:val="21"/>
               </w:rPr>
               <w:t xml:space="preserve">A full box has 50 crayons. It has 32. How many are missing?</w:t>
@@ -2180,7 +2198,7 @@
               <w:tabs>
                 <w:tab w:val="left" w:pos="950"/>
               </w:tabs>
-              <w:spacing w:before="0" w:after="24" w:line="256" w:lineRule="auto"/>
+              <w:spacing w:before="0" w:after="24" w:line="248" w:lineRule="auto"/>
               <w:ind w:left="950" w:hanging="950"/>
             </w:pPr>
             <w:r>
@@ -2188,25 +2206,25 @@
                 <w:rFonts w:ascii="Avenir Next" w:hAnsi="Avenir Next" w:cs="Avenir Next" w:eastAsia="Avenir Next"/>
                 <w:b/>
                 <w:color w:val="003A70"/>
+                <w:sz w:val="22"/>
+                <w:szCs w:val="19"/>
+              </w:rPr>
+              <w:t xml:space="preserve">Step 1</w:t>
+            </w:r>
+            <w:r>
+              <w:rPr>
+                <w:rFonts w:ascii="Avenir Next" w:hAnsi="Avenir Next" w:cs="Avenir Next" w:eastAsia="Avenir Next"/>
+                <w:color w:val="1A1A1A"/>
                 <w:sz w:val="19"/>
                 <w:szCs w:val="19"/>
               </w:rPr>
-              <w:t xml:space="preserve">Step 1</w:t>
-            </w:r>
-            <w:r>
-              <w:rPr>
-                <w:rFonts w:ascii="Avenir Next" w:hAnsi="Avenir Next" w:cs="Avenir Next" w:eastAsia="Avenir Next"/>
-                <w:color w:val="1A1A1A"/>
-                <w:sz w:val="19"/>
-                <w:szCs w:val="19"/>
-              </w:rPr>
               <w:tab/>
             </w:r>
             <w:r>
               <w:rPr>
                 <w:rFonts w:ascii="Avenir Next" w:hAnsi="Avenir Next" w:cs="Avenir Next" w:eastAsia="Avenir Next"/>
                 <w:color w:val="1A1A1A"/>
-                <w:sz w:val="21"/>
+                <w:sz w:val="22"/>
                 <w:szCs w:val="21"/>
               </w:rPr>
               <w:t xml:space="preserve">The whole is 50.</w:t>
@@ -2217,7 +2235,7 @@
               <w:tabs>
                 <w:tab w:val="left" w:pos="950"/>
               </w:tabs>
-              <w:spacing w:before="0" w:after="24" w:line="256" w:lineRule="auto"/>
+              <w:spacing w:before="0" w:after="24" w:line="248" w:lineRule="auto"/>
               <w:ind w:left="950" w:hanging="950"/>
             </w:pPr>
             <w:r>
@@ -2225,25 +2243,25 @@
                 <w:rFonts w:ascii="Avenir Next" w:hAnsi="Avenir Next" w:cs="Avenir Next" w:eastAsia="Avenir Next"/>
                 <w:b/>
                 <w:color w:val="003A70"/>
+                <w:sz w:val="22"/>
+                <w:szCs w:val="19"/>
+              </w:rPr>
+              <w:t xml:space="preserve">Step 2</w:t>
+            </w:r>
+            <w:r>
+              <w:rPr>
+                <w:rFonts w:ascii="Avenir Next" w:hAnsi="Avenir Next" w:cs="Avenir Next" w:eastAsia="Avenir Next"/>
+                <w:color w:val="1A1A1A"/>
                 <w:sz w:val="19"/>
                 <w:szCs w:val="19"/>
               </w:rPr>
-              <w:t xml:space="preserve">Step 2</w:t>
-            </w:r>
-            <w:r>
-              <w:rPr>
-                <w:rFonts w:ascii="Avenir Next" w:hAnsi="Avenir Next" w:cs="Avenir Next" w:eastAsia="Avenir Next"/>
-                <w:color w:val="1A1A1A"/>
-                <w:sz w:val="19"/>
-                <w:szCs w:val="19"/>
-              </w:rPr>
               <w:tab/>
             </w:r>
             <w:r>
               <w:rPr>
                 <w:rFonts w:ascii="Avenir Next" w:hAnsi="Avenir Next" w:cs="Avenir Next" w:eastAsia="Avenir Next"/>
                 <w:color w:val="1A1A1A"/>
-                <w:sz w:val="21"/>
+                <w:sz w:val="22"/>
                 <w:szCs w:val="21"/>
               </w:rPr>
               <w:t xml:space="preserve">The known part is 32.</w:t>
@@ -2254,7 +2272,7 @@
               <w:tabs>
                 <w:tab w:val="left" w:pos="950"/>
               </w:tabs>
-              <w:spacing w:before="0" w:after="24" w:line="256" w:lineRule="auto"/>
+              <w:spacing w:before="0" w:after="24" w:line="248" w:lineRule="auto"/>
               <w:ind w:left="950" w:hanging="950"/>
             </w:pPr>
             <w:r>
@@ -2262,25 +2280,25 @@
                 <w:rFonts w:ascii="Avenir Next" w:hAnsi="Avenir Next" w:cs="Avenir Next" w:eastAsia="Avenir Next"/>
                 <w:b/>
                 <w:color w:val="003A70"/>
+                <w:sz w:val="22"/>
+                <w:szCs w:val="19"/>
+              </w:rPr>
+              <w:t xml:space="preserve">Step 3</w:t>
+            </w:r>
+            <w:r>
+              <w:rPr>
+                <w:rFonts w:ascii="Avenir Next" w:hAnsi="Avenir Next" w:cs="Avenir Next" w:eastAsia="Avenir Next"/>
+                <w:color w:val="1A1A1A"/>
                 <w:sz w:val="19"/>
                 <w:szCs w:val="19"/>
               </w:rPr>
-              <w:t xml:space="preserve">Step 3</w:t>
-            </w:r>
-            <w:r>
-              <w:rPr>
-                <w:rFonts w:ascii="Avenir Next" w:hAnsi="Avenir Next" w:cs="Avenir Next" w:eastAsia="Avenir Next"/>
-                <w:color w:val="1A1A1A"/>
-                <w:sz w:val="19"/>
-                <w:szCs w:val="19"/>
-              </w:rPr>
               <w:tab/>
             </w:r>
             <w:r>
               <w:rPr>
                 <w:rFonts w:ascii="Avenir Next" w:hAnsi="Avenir Next" w:cs="Avenir Next" w:eastAsia="Avenir Next"/>
                 <w:color w:val="1A1A1A"/>
-                <w:sz w:val="21"/>
+                <w:sz w:val="22"/>
                 <w:szCs w:val="21"/>
               </w:rPr>
               <w:t xml:space="preserve">50 − 32 = 18.</w:t>
@@ -2291,7 +2309,7 @@
               <w:tabs>
                 <w:tab w:val="left" w:pos="950"/>
               </w:tabs>
-              <w:spacing w:before="20" w:after="0" w:line="256" w:lineRule="auto"/>
+              <w:spacing w:before="20" w:after="0" w:line="248" w:lineRule="auto"/>
               <w:ind w:left="950" w:hanging="950"/>
             </w:pPr>
             <w:r>
@@ -2299,18 +2317,18 @@
                 <w:rFonts w:ascii="Avenir Next" w:hAnsi="Avenir Next" w:cs="Avenir Next" w:eastAsia="Avenir Next"/>
                 <w:b/>
                 <w:color w:val="1A1A1A"/>
+                <w:sz w:val="22"/>
+                <w:szCs w:val="21"/>
+              </w:rPr>
+              <w:t xml:space="preserve">Answer</w:t>
+            </w:r>
+            <w:r>
+              <w:rPr>
+                <w:rFonts w:ascii="Avenir Next" w:hAnsi="Avenir Next" w:cs="Avenir Next" w:eastAsia="Avenir Next"/>
+                <w:color w:val="1A1A1A"/>
                 <w:sz w:val="21"/>
                 <w:szCs w:val="21"/>
               </w:rPr>
-              <w:t xml:space="preserve">Answer</w:t>
-            </w:r>
-            <w:r>
-              <w:rPr>
-                <w:rFonts w:ascii="Avenir Next" w:hAnsi="Avenir Next" w:cs="Avenir Next" w:eastAsia="Avenir Next"/>
-                <w:color w:val="1A1A1A"/>
-                <w:sz w:val="21"/>
-                <w:szCs w:val="21"/>
-              </w:rPr>
               <w:tab/>
             </w:r>
             <w:r>
@@ -2318,7 +2336,7 @@
                 <w:rFonts w:ascii="Avenir Next" w:hAnsi="Avenir Next" w:cs="Avenir Next" w:eastAsia="Avenir Next"/>
                 <w:b/>
                 <w:color w:val="1A1A1A"/>
-                <w:sz w:val="21"/>
+                <w:sz w:val="22"/>
                 <w:szCs w:val="21"/>
               </w:rPr>
               <w:t xml:space="preserve">18 crayons</w:t>
@@ -2332,14 +2350,14 @@
           </w:tcPr>
           <w:p>
             <w:pPr>
-              <w:spacing w:before="0" w:after="0" w:line="264" w:lineRule="auto"/>
+              <w:spacing w:before="0" w:after="0" w:line="252" w:lineRule="auto"/>
               <w:jc w:val="right"/>
             </w:pPr>
             <w:r>
               <w:drawing>
                 <wp:inline distT="0" distB="0" distL="0" distR="0">
                   <wp:extent cx="2743200" cy="704088"/>
-                  <wp:docPr id="1" name="Figure 1"/>
+                  <wp:docPr id="1" name="Figure 1" descr="Tape diagram. : 2 equal sections; section labels 32, ?. Total label: 50."/>
                   <a:graphic xmlns:a="http://schemas.openxmlformats.org/drawingml/2006/main">
                     <a:graphicData uri="http://schemas.openxmlformats.org/drawingml/2006/picture">
                       <pic:pic xmlns:pic="http://schemas.openxmlformats.org/drawingml/2006/picture">
@@ -2379,6 +2397,7 @@
     </w:p>
     <w:p>
       <w:pPr>
+        <w:pStyle w:val="Heading2"/>
         <w:keepNext/>
         <w:pBdr>
           <w:bottom w:val="single" w:sz="8" w:space="3" w:color="003A70"/>
@@ -2394,7 +2413,7 @@
           <w:b/>
           <w:color w:val="003A70"/>
           <w:spacing w:val="14"/>
-          <w:sz w:val="19"/>
+          <w:sz w:val="22"/>
           <w:szCs w:val="19"/>
         </w:rPr>
         <w:t xml:space="preserve">TRY IT WITH HELP</w:t>
@@ -2413,7 +2432,7 @@
           <w:rFonts w:ascii="Avenir Next" w:hAnsi="Avenir Next" w:cs="Avenir Next" w:eastAsia="Avenir Next"/>
           <w:i/>
           <w:color w:val="5A5F66"/>
-          <w:sz w:val="17"/>
+          <w:sz w:val="22"/>
           <w:szCs w:val="17"/>
         </w:rPr>
         <w:t xml:space="preserve">fill in each step</w:t>
@@ -2425,7 +2444,7 @@
         <w:tabs>
           <w:tab w:val="left" w:pos="432"/>
         </w:tabs>
-        <w:spacing w:before="90" w:after="40" w:line="268" w:lineRule="auto"/>
+        <w:spacing w:before="90" w:after="40" w:line="254" w:lineRule="auto"/>
         <w:ind w:left="432" w:hanging="432"/>
       </w:pPr>
       <w:r>
@@ -2463,7 +2482,7 @@
         <w:tabs>
           <w:tab w:val="left" w:pos="1300"/>
         </w:tabs>
-        <w:spacing w:before="0" w:after="24" w:line="272" w:lineRule="auto"/>
+        <w:spacing w:before="0" w:after="24" w:line="256" w:lineRule="auto"/>
         <w:ind w:left="1300" w:hanging="868"/>
       </w:pPr>
       <w:r>
@@ -2471,35 +2490,35 @@
           <w:rFonts w:ascii="Avenir Next" w:hAnsi="Avenir Next" w:cs="Avenir Next" w:eastAsia="Avenir Next"/>
           <w:b/>
           <w:color w:val="003A70"/>
+          <w:sz w:val="22"/>
+          <w:szCs w:val="18"/>
+        </w:rPr>
+        <w:t xml:space="preserve">Step 1</w:t>
+      </w:r>
+      <w:r>
+        <w:rPr>
+          <w:rFonts w:ascii="Avenir Next" w:hAnsi="Avenir Next" w:cs="Avenir Next" w:eastAsia="Avenir Next"/>
+          <w:color w:val="1A1A1A"/>
           <w:sz w:val="18"/>
           <w:szCs w:val="18"/>
         </w:rPr>
-        <w:t xml:space="preserve">Step 1</w:t>
-      </w:r>
-      <w:r>
-        <w:rPr>
-          <w:rFonts w:ascii="Avenir Next" w:hAnsi="Avenir Next" w:cs="Avenir Next" w:eastAsia="Avenir Next"/>
-          <w:color w:val="1A1A1A"/>
-          <w:sz w:val="18"/>
-          <w:szCs w:val="18"/>
-        </w:rPr>
         <w:tab/>
       </w:r>
       <w:r>
         <w:rPr>
           <w:rFonts w:ascii="Avenir Next" w:hAnsi="Avenir Next" w:cs="Avenir Next" w:eastAsia="Avenir Next"/>
           <w:color w:val="1A1A1A"/>
+          <w:sz w:val="22"/>
+          <w:szCs w:val="21"/>
+        </w:rPr>
+        <w:t xml:space="preserve">The whole is </w:t>
+      </w:r>
+      <w:r>
+        <w:rPr>
+          <w:rFonts w:ascii="Avenir Next" w:hAnsi="Avenir Next" w:cs="Avenir Next" w:eastAsia="Avenir Next"/>
+          <w:color w:val="1A1A1A"/>
           <w:sz w:val="21"/>
           <w:szCs w:val="21"/>
-        </w:rPr>
-        <w:t xml:space="preserve">The whole is </w:t>
-      </w:r>
-      <w:r>
-        <w:rPr>
-          <w:rFonts w:ascii="Avenir Next" w:hAnsi="Avenir Next" w:cs="Avenir Next" w:eastAsia="Avenir Next"/>
-          <w:color w:val="1A1A1A"/>
-          <w:sz w:val="21"/>
-          <w:szCs w:val="21"/>
           <w:u w:val="single"/>
         </w:rPr>
         <w:t xml:space="preserve">                </w:t>
@@ -2508,7 +2527,7 @@
         <w:rPr>
           <w:rFonts w:ascii="Avenir Next" w:hAnsi="Avenir Next" w:cs="Avenir Next" w:eastAsia="Avenir Next"/>
           <w:color w:val="1A1A1A"/>
-          <w:sz w:val="21"/>
+          <w:sz w:val="22"/>
           <w:szCs w:val="21"/>
         </w:rPr>
         <w:t xml:space="preserve">.</w:t>
@@ -2520,7 +2539,7 @@
         <w:tabs>
           <w:tab w:val="left" w:pos="1300"/>
         </w:tabs>
-        <w:spacing w:before="0" w:after="24" w:line="272" w:lineRule="auto"/>
+        <w:spacing w:before="0" w:after="24" w:line="256" w:lineRule="auto"/>
         <w:ind w:left="1300" w:hanging="868"/>
       </w:pPr>
       <w:r>
@@ -2528,35 +2547,35 @@
           <w:rFonts w:ascii="Avenir Next" w:hAnsi="Avenir Next" w:cs="Avenir Next" w:eastAsia="Avenir Next"/>
           <w:b/>
           <w:color w:val="003A70"/>
+          <w:sz w:val="22"/>
+          <w:szCs w:val="18"/>
+        </w:rPr>
+        <w:t xml:space="preserve">Step 2</w:t>
+      </w:r>
+      <w:r>
+        <w:rPr>
+          <w:rFonts w:ascii="Avenir Next" w:hAnsi="Avenir Next" w:cs="Avenir Next" w:eastAsia="Avenir Next"/>
+          <w:color w:val="1A1A1A"/>
           <w:sz w:val="18"/>
           <w:szCs w:val="18"/>
         </w:rPr>
-        <w:t xml:space="preserve">Step 2</w:t>
-      </w:r>
-      <w:r>
-        <w:rPr>
-          <w:rFonts w:ascii="Avenir Next" w:hAnsi="Avenir Next" w:cs="Avenir Next" w:eastAsia="Avenir Next"/>
-          <w:color w:val="1A1A1A"/>
-          <w:sz w:val="18"/>
-          <w:szCs w:val="18"/>
-        </w:rPr>
         <w:tab/>
       </w:r>
       <w:r>
         <w:rPr>
           <w:rFonts w:ascii="Avenir Next" w:hAnsi="Avenir Next" w:cs="Avenir Next" w:eastAsia="Avenir Next"/>
           <w:color w:val="1A1A1A"/>
+          <w:sz w:val="22"/>
+          <w:szCs w:val="21"/>
+        </w:rPr>
+        <w:t xml:space="preserve">The known part is </w:t>
+      </w:r>
+      <w:r>
+        <w:rPr>
+          <w:rFonts w:ascii="Avenir Next" w:hAnsi="Avenir Next" w:cs="Avenir Next" w:eastAsia="Avenir Next"/>
+          <w:color w:val="1A1A1A"/>
           <w:sz w:val="21"/>
           <w:szCs w:val="21"/>
-        </w:rPr>
-        <w:t xml:space="preserve">The known part is </w:t>
-      </w:r>
-      <w:r>
-        <w:rPr>
-          <w:rFonts w:ascii="Avenir Next" w:hAnsi="Avenir Next" w:cs="Avenir Next" w:eastAsia="Avenir Next"/>
-          <w:color w:val="1A1A1A"/>
-          <w:sz w:val="21"/>
-          <w:szCs w:val="21"/>
           <w:u w:val="single"/>
         </w:rPr>
         <w:t xml:space="preserve">                </w:t>
@@ -2565,7 +2584,7 @@
         <w:rPr>
           <w:rFonts w:ascii="Avenir Next" w:hAnsi="Avenir Next" w:cs="Avenir Next" w:eastAsia="Avenir Next"/>
           <w:color w:val="1A1A1A"/>
-          <w:sz w:val="21"/>
+          <w:sz w:val="22"/>
           <w:szCs w:val="21"/>
         </w:rPr>
         <w:t xml:space="preserve">.</w:t>
@@ -2577,7 +2596,7 @@
         <w:tabs>
           <w:tab w:val="left" w:pos="1300"/>
         </w:tabs>
-        <w:spacing w:before="0" w:after="24" w:line="272" w:lineRule="auto"/>
+        <w:spacing w:before="0" w:after="24" w:line="256" w:lineRule="auto"/>
         <w:ind w:left="1300" w:hanging="868"/>
       </w:pPr>
       <w:r>
@@ -2585,25 +2604,25 @@
           <w:rFonts w:ascii="Avenir Next" w:hAnsi="Avenir Next" w:cs="Avenir Next" w:eastAsia="Avenir Next"/>
           <w:b/>
           <w:color w:val="003A70"/>
+          <w:sz w:val="22"/>
+          <w:szCs w:val="18"/>
+        </w:rPr>
+        <w:t xml:space="preserve">Step 3</w:t>
+      </w:r>
+      <w:r>
+        <w:rPr>
+          <w:rFonts w:ascii="Avenir Next" w:hAnsi="Avenir Next" w:cs="Avenir Next" w:eastAsia="Avenir Next"/>
+          <w:color w:val="1A1A1A"/>
           <w:sz w:val="18"/>
           <w:szCs w:val="18"/>
         </w:rPr>
-        <w:t xml:space="preserve">Step 3</w:t>
-      </w:r>
-      <w:r>
-        <w:rPr>
-          <w:rFonts w:ascii="Avenir Next" w:hAnsi="Avenir Next" w:cs="Avenir Next" w:eastAsia="Avenir Next"/>
-          <w:color w:val="1A1A1A"/>
-          <w:sz w:val="18"/>
-          <w:szCs w:val="18"/>
-        </w:rPr>
         <w:tab/>
       </w:r>
       <w:r>
         <w:rPr>
           <w:rFonts w:ascii="Avenir Next" w:hAnsi="Avenir Next" w:cs="Avenir Next" w:eastAsia="Avenir Next"/>
           <w:color w:val="1A1A1A"/>
-          <w:sz w:val="21"/>
+          <w:sz w:val="22"/>
           <w:szCs w:val="21"/>
         </w:rPr>
         <w:t xml:space="preserve">30 − 18 = </w:t>
@@ -2630,7 +2649,7 @@
         <w:tabs>
           <w:tab w:val="left" w:pos="432"/>
         </w:tabs>
-        <w:spacing w:before="90" w:after="40" w:line="268" w:lineRule="auto"/>
+        <w:spacing w:before="90" w:after="40" w:line="254" w:lineRule="auto"/>
         <w:ind w:left="432" w:hanging="432"/>
       </w:pPr>
       <w:r>
@@ -2668,7 +2687,7 @@
         <w:tabs>
           <w:tab w:val="left" w:pos="1300"/>
         </w:tabs>
-        <w:spacing w:before="0" w:after="24" w:line="272" w:lineRule="auto"/>
+        <w:spacing w:before="0" w:after="24" w:line="256" w:lineRule="auto"/>
         <w:ind w:left="1300" w:hanging="868"/>
       </w:pPr>
       <w:r>
@@ -2676,35 +2695,35 @@
           <w:rFonts w:ascii="Avenir Next" w:hAnsi="Avenir Next" w:cs="Avenir Next" w:eastAsia="Avenir Next"/>
           <w:b/>
           <w:color w:val="003A70"/>
+          <w:sz w:val="22"/>
+          <w:szCs w:val="18"/>
+        </w:rPr>
+        <w:t xml:space="preserve">Step 1</w:t>
+      </w:r>
+      <w:r>
+        <w:rPr>
+          <w:rFonts w:ascii="Avenir Next" w:hAnsi="Avenir Next" w:cs="Avenir Next" w:eastAsia="Avenir Next"/>
+          <w:color w:val="1A1A1A"/>
           <w:sz w:val="18"/>
           <w:szCs w:val="18"/>
         </w:rPr>
-        <w:t xml:space="preserve">Step 1</w:t>
-      </w:r>
-      <w:r>
-        <w:rPr>
-          <w:rFonts w:ascii="Avenir Next" w:hAnsi="Avenir Next" w:cs="Avenir Next" w:eastAsia="Avenir Next"/>
-          <w:color w:val="1A1A1A"/>
-          <w:sz w:val="18"/>
-          <w:szCs w:val="18"/>
-        </w:rPr>
         <w:tab/>
       </w:r>
       <w:r>
         <w:rPr>
           <w:rFonts w:ascii="Avenir Next" w:hAnsi="Avenir Next" w:cs="Avenir Next" w:eastAsia="Avenir Next"/>
           <w:color w:val="1A1A1A"/>
+          <w:sz w:val="22"/>
+          <w:szCs w:val="21"/>
+        </w:rPr>
+        <w:t xml:space="preserve">The whole is </w:t>
+      </w:r>
+      <w:r>
+        <w:rPr>
+          <w:rFonts w:ascii="Avenir Next" w:hAnsi="Avenir Next" w:cs="Avenir Next" w:eastAsia="Avenir Next"/>
+          <w:color w:val="1A1A1A"/>
           <w:sz w:val="21"/>
           <w:szCs w:val="21"/>
-        </w:rPr>
-        <w:t xml:space="preserve">The whole is </w:t>
-      </w:r>
-      <w:r>
-        <w:rPr>
-          <w:rFonts w:ascii="Avenir Next" w:hAnsi="Avenir Next" w:cs="Avenir Next" w:eastAsia="Avenir Next"/>
-          <w:color w:val="1A1A1A"/>
-          <w:sz w:val="21"/>
-          <w:szCs w:val="21"/>
           <w:u w:val="single"/>
         </w:rPr>
         <w:t xml:space="preserve">                </w:t>
@@ -2713,7 +2732,7 @@
         <w:rPr>
           <w:rFonts w:ascii="Avenir Next" w:hAnsi="Avenir Next" w:cs="Avenir Next" w:eastAsia="Avenir Next"/>
           <w:color w:val="1A1A1A"/>
-          <w:sz w:val="21"/>
+          <w:sz w:val="22"/>
           <w:szCs w:val="21"/>
         </w:rPr>
         <w:t xml:space="preserve">.</w:t>
@@ -2725,7 +2744,7 @@
         <w:tabs>
           <w:tab w:val="left" w:pos="1300"/>
         </w:tabs>
-        <w:spacing w:before="0" w:after="24" w:line="272" w:lineRule="auto"/>
+        <w:spacing w:before="0" w:after="24" w:line="256" w:lineRule="auto"/>
         <w:ind w:left="1300" w:hanging="868"/>
       </w:pPr>
       <w:r>
@@ -2733,35 +2752,35 @@
           <w:rFonts w:ascii="Avenir Next" w:hAnsi="Avenir Next" w:cs="Avenir Next" w:eastAsia="Avenir Next"/>
           <w:b/>
           <w:color w:val="003A70"/>
+          <w:sz w:val="22"/>
+          <w:szCs w:val="18"/>
+        </w:rPr>
+        <w:t xml:space="preserve">Step 2</w:t>
+      </w:r>
+      <w:r>
+        <w:rPr>
+          <w:rFonts w:ascii="Avenir Next" w:hAnsi="Avenir Next" w:cs="Avenir Next" w:eastAsia="Avenir Next"/>
+          <w:color w:val="1A1A1A"/>
           <w:sz w:val="18"/>
           <w:szCs w:val="18"/>
         </w:rPr>
-        <w:t xml:space="preserve">Step 2</w:t>
-      </w:r>
-      <w:r>
-        <w:rPr>
-          <w:rFonts w:ascii="Avenir Next" w:hAnsi="Avenir Next" w:cs="Avenir Next" w:eastAsia="Avenir Next"/>
-          <w:color w:val="1A1A1A"/>
-          <w:sz w:val="18"/>
-          <w:szCs w:val="18"/>
-        </w:rPr>
         <w:tab/>
       </w:r>
       <w:r>
         <w:rPr>
           <w:rFonts w:ascii="Avenir Next" w:hAnsi="Avenir Next" w:cs="Avenir Next" w:eastAsia="Avenir Next"/>
           <w:color w:val="1A1A1A"/>
+          <w:sz w:val="22"/>
+          <w:szCs w:val="21"/>
+        </w:rPr>
+        <w:t xml:space="preserve">The known part is </w:t>
+      </w:r>
+      <w:r>
+        <w:rPr>
+          <w:rFonts w:ascii="Avenir Next" w:hAnsi="Avenir Next" w:cs="Avenir Next" w:eastAsia="Avenir Next"/>
+          <w:color w:val="1A1A1A"/>
           <w:sz w:val="21"/>
           <w:szCs w:val="21"/>
-        </w:rPr>
-        <w:t xml:space="preserve">The known part is </w:t>
-      </w:r>
-      <w:r>
-        <w:rPr>
-          <w:rFonts w:ascii="Avenir Next" w:hAnsi="Avenir Next" w:cs="Avenir Next" w:eastAsia="Avenir Next"/>
-          <w:color w:val="1A1A1A"/>
-          <w:sz w:val="21"/>
-          <w:szCs w:val="21"/>
           <w:u w:val="single"/>
         </w:rPr>
         <w:t xml:space="preserve">                </w:t>
@@ -2770,7 +2789,7 @@
         <w:rPr>
           <w:rFonts w:ascii="Avenir Next" w:hAnsi="Avenir Next" w:cs="Avenir Next" w:eastAsia="Avenir Next"/>
           <w:color w:val="1A1A1A"/>
-          <w:sz w:val="21"/>
+          <w:sz w:val="22"/>
           <w:szCs w:val="21"/>
         </w:rPr>
         <w:t xml:space="preserve">.</w:t>
@@ -2782,7 +2801,7 @@
         <w:tabs>
           <w:tab w:val="left" w:pos="1300"/>
         </w:tabs>
-        <w:spacing w:before="0" w:after="24" w:line="272" w:lineRule="auto"/>
+        <w:spacing w:before="0" w:after="24" w:line="256" w:lineRule="auto"/>
         <w:ind w:left="1300" w:hanging="868"/>
       </w:pPr>
       <w:r>
@@ -2790,35 +2809,35 @@
           <w:rFonts w:ascii="Avenir Next" w:hAnsi="Avenir Next" w:cs="Avenir Next" w:eastAsia="Avenir Next"/>
           <w:b/>
           <w:color w:val="003A70"/>
+          <w:sz w:val="22"/>
+          <w:szCs w:val="18"/>
+        </w:rPr>
+        <w:t xml:space="preserve">Step 3</w:t>
+      </w:r>
+      <w:r>
+        <w:rPr>
+          <w:rFonts w:ascii="Avenir Next" w:hAnsi="Avenir Next" w:cs="Avenir Next" w:eastAsia="Avenir Next"/>
+          <w:color w:val="1A1A1A"/>
           <w:sz w:val="18"/>
           <w:szCs w:val="18"/>
         </w:rPr>
-        <w:t xml:space="preserve">Step 3</w:t>
-      </w:r>
-      <w:r>
-        <w:rPr>
-          <w:rFonts w:ascii="Avenir Next" w:hAnsi="Avenir Next" w:cs="Avenir Next" w:eastAsia="Avenir Next"/>
-          <w:color w:val="1A1A1A"/>
-          <w:sz w:val="18"/>
-          <w:szCs w:val="18"/>
-        </w:rPr>
         <w:tab/>
       </w:r>
       <w:r>
         <w:rPr>
           <w:rFonts w:ascii="Avenir Next" w:hAnsi="Avenir Next" w:cs="Avenir Next" w:eastAsia="Avenir Next"/>
           <w:color w:val="1A1A1A"/>
+          <w:sz w:val="22"/>
+          <w:szCs w:val="21"/>
+        </w:rPr>
+        <w:t xml:space="preserve">64 − 40 = </w:t>
+      </w:r>
+      <w:r>
+        <w:rPr>
+          <w:rFonts w:ascii="Avenir Next" w:hAnsi="Avenir Next" w:cs="Avenir Next" w:eastAsia="Avenir Next"/>
+          <w:color w:val="1A1A1A"/>
           <w:sz w:val="21"/>
           <w:szCs w:val="21"/>
-        </w:rPr>
-        <w:t xml:space="preserve">64 − 40 = </w:t>
-      </w:r>
-      <w:r>
-        <w:rPr>
-          <w:rFonts w:ascii="Avenir Next" w:hAnsi="Avenir Next" w:cs="Avenir Next" w:eastAsia="Avenir Next"/>
-          <w:color w:val="1A1A1A"/>
-          <w:sz w:val="21"/>
-          <w:szCs w:val="21"/>
           <w:u w:val="single"/>
         </w:rPr>
         <w:t xml:space="preserve">                </w:t>
@@ -2831,6 +2850,7 @@
     </w:p>
     <w:p>
       <w:pPr>
+        <w:pStyle w:val="Heading2"/>
         <w:keepNext/>
         <w:pBdr>
           <w:bottom w:val="single" w:sz="8" w:space="3" w:color="003A70"/>
@@ -2846,7 +2866,7 @@
           <w:b/>
           <w:color w:val="003A70"/>
           <w:spacing w:val="14"/>
-          <w:sz w:val="19"/>
+          <w:sz w:val="22"/>
           <w:szCs w:val="19"/>
         </w:rPr>
         <w:t xml:space="preserve">YOUR TURN</w:t>
@@ -2865,7 +2885,7 @@
           <w:rFonts w:ascii="Avenir Next" w:hAnsi="Avenir Next" w:cs="Avenir Next" w:eastAsia="Avenir Next"/>
           <w:i/>
           <w:color w:val="5A5F66"/>
-          <w:sz w:val="17"/>
+          <w:sz w:val="22"/>
           <w:szCs w:val="17"/>
         </w:rPr>
         <w:t xml:space="preserve">use the steps on your own</w:t>
@@ -2915,7 +2935,7 @@
               <w:tabs>
                 <w:tab w:val="left" w:pos="432"/>
               </w:tabs>
-              <w:spacing w:before="90" w:after="40" w:line="268" w:lineRule="auto"/>
+              <w:spacing w:before="90" w:after="40" w:line="254" w:lineRule="auto"/>
               <w:ind w:left="432" w:hanging="432"/>
             </w:pPr>
             <w:r>
@@ -2988,7 +3008,7 @@
                     <w:tabs>
                       <w:tab w:val="left" w:pos="340"/>
                     </w:tabs>
-                    <w:spacing w:before="0" w:after="0" w:line="276" w:lineRule="auto"/>
+                    <w:spacing w:before="0" w:after="0" w:line="258" w:lineRule="auto"/>
                     <w:ind w:left="340" w:hanging="340"/>
                   </w:pPr>
                   <w:r>
@@ -3036,7 +3056,7 @@
                       <w:szCs w:val="22"/>
                       <w:u w:val="single"/>
                     </w:rPr>
-                    <w:t xml:space="preserve">        </w:t>
+                    <w:t xml:space="preserve">            </w:t>
                   </w:r>
                 </w:p>
               </w:tc>
@@ -3050,7 +3070,7 @@
                     <w:tabs>
                       <w:tab w:val="left" w:pos="340"/>
                     </w:tabs>
-                    <w:spacing w:before="0" w:after="0" w:line="276" w:lineRule="auto"/>
+                    <w:spacing w:before="0" w:after="0" w:line="258" w:lineRule="auto"/>
                     <w:ind w:left="340" w:hanging="340"/>
                   </w:pPr>
                   <w:r>
@@ -3098,7 +3118,7 @@
                       <w:szCs w:val="22"/>
                       <w:u w:val="single"/>
                     </w:rPr>
-                    <w:t xml:space="preserve">        </w:t>
+                    <w:t xml:space="preserve">            </w:t>
                   </w:r>
                 </w:p>
               </w:tc>
@@ -3118,7 +3138,7 @@
                     <w:tabs>
                       <w:tab w:val="left" w:pos="340"/>
                     </w:tabs>
-                    <w:spacing w:before="0" w:after="0" w:line="276" w:lineRule="auto"/>
+                    <w:spacing w:before="0" w:after="0" w:line="258" w:lineRule="auto"/>
                     <w:ind w:left="340" w:hanging="340"/>
                   </w:pPr>
                   <w:r>
@@ -3166,7 +3186,7 @@
                       <w:szCs w:val="22"/>
                       <w:u w:val="single"/>
                     </w:rPr>
-                    <w:t xml:space="preserve">        </w:t>
+                    <w:t xml:space="preserve">            </w:t>
                   </w:r>
                 </w:p>
               </w:tc>
@@ -3180,7 +3200,7 @@
                     <w:tabs>
                       <w:tab w:val="left" w:pos="340"/>
                     </w:tabs>
-                    <w:spacing w:before="0" w:after="0" w:line="276" w:lineRule="auto"/>
+                    <w:spacing w:before="0" w:after="0" w:line="258" w:lineRule="auto"/>
                     <w:ind w:left="340" w:hanging="340"/>
                   </w:pPr>
                   <w:r>
@@ -3228,7 +3248,7 @@
                       <w:szCs w:val="22"/>
                       <w:u w:val="single"/>
                     </w:rPr>
-                    <w:t xml:space="preserve">        </w:t>
+                    <w:t xml:space="preserve">            </w:t>
                   </w:r>
                 </w:p>
               </w:tc>
@@ -3249,6 +3269,7 @@
     </w:p>
     <w:p>
       <w:pPr>
+        <w:pStyle w:val="Heading2"/>
         <w:keepNext/>
         <w:pBdr>
           <w:bottom w:val="single" w:sz="8" w:space="3" w:color="003A70"/>
@@ -3264,7 +3285,7 @@
           <w:b/>
           <w:color w:val="003A70"/>
           <w:spacing w:val="14"/>
-          <w:sz w:val="19"/>
+          <w:sz w:val="22"/>
           <w:szCs w:val="19"/>
         </w:rPr>
         <w:t xml:space="preserve">READY CHECK</w:t>
@@ -3283,7 +3304,7 @@
           <w:rFonts w:ascii="Avenir Next" w:hAnsi="Avenir Next" w:cs="Avenir Next" w:eastAsia="Avenir Next"/>
           <w:i/>
           <w:color w:val="5A5F66"/>
-          <w:sz w:val="17"/>
+          <w:sz w:val="22"/>
           <w:szCs w:val="17"/>
         </w:rPr>
         <w:t xml:space="preserve">a problem like the one in today’s lesson</w:t>
@@ -3333,7 +3354,7 @@
               <w:tabs>
                 <w:tab w:val="left" w:pos="432"/>
               </w:tabs>
-              <w:spacing w:before="90" w:after="40" w:line="268" w:lineRule="auto"/>
+              <w:spacing w:before="90" w:after="40" w:line="254" w:lineRule="auto"/>
               <w:ind w:left="432" w:hanging="432"/>
             </w:pPr>
             <w:r>
@@ -3426,7 +3447,7 @@
                     <w:tabs>
                       <w:tab w:val="left" w:pos="340"/>
                     </w:tabs>
-                    <w:spacing w:before="0" w:after="0" w:line="264" w:lineRule="auto"/>
+                    <w:spacing w:before="0" w:after="0" w:line="252" w:lineRule="auto"/>
                     <w:ind w:left="340" w:hanging="340"/>
                   </w:pPr>
                   <w:r>
@@ -3434,27 +3455,27 @@
                       <w:rFonts w:ascii="Avenir Next" w:hAnsi="Avenir Next" w:cs="Avenir Next" w:eastAsia="Avenir Next"/>
                       <w:b/>
                       <w:color w:val="003A70"/>
+                      <w:sz w:val="22"/>
+                      <w:szCs w:val="21"/>
+                    </w:rPr>
+                    <w:t xml:space="preserve">A</w:t>
+                  </w:r>
+                  <w:r>
+                    <w:rPr>
+                      <w:rFonts w:ascii="Avenir Next" w:hAnsi="Avenir Next" w:cs="Avenir Next" w:eastAsia="Avenir Next"/>
+                      <w:color w:val="1A1A1A"/>
                       <w:sz w:val="21"/>
                       <w:szCs w:val="21"/>
                     </w:rPr>
-                    <w:t xml:space="preserve">A</w:t>
-                  </w:r>
-                  <w:r>
-                    <w:rPr>
-                      <w:rFonts w:ascii="Avenir Next" w:hAnsi="Avenir Next" w:cs="Avenir Next" w:eastAsia="Avenir Next"/>
-                      <w:color w:val="1A1A1A"/>
-                      <w:sz w:val="21"/>
+                    <w:tab/>
+                  </w:r>
+                  <w:r>
+                    <w:rPr>
+                      <w:rFonts w:ascii="Avenir Next" w:hAnsi="Avenir Next" w:cs="Avenir Next" w:eastAsia="Avenir Next"/>
+                      <w:color w:val="1A1A1A"/>
+                      <w:sz w:val="22"/>
                       <w:szCs w:val="21"/>
                     </w:rPr>
-                    <w:tab/>
-                  </w:r>
-                  <w:r>
-                    <w:rPr>
-                      <w:rFonts w:ascii="Avenir Next" w:hAnsi="Avenir Next" w:cs="Avenir Next" w:eastAsia="Avenir Next"/>
-                      <w:color w:val="1A1A1A"/>
-                      <w:sz w:val="21"/>
-                      <w:szCs w:val="21"/>
-                    </w:rPr>
                     <w:t xml:space="preserve">36 + 21 = </w:t>
                   </w:r>
                   <w:r>
@@ -3462,7 +3483,7 @@
                       <w:rFonts w:ascii="Avenir Next" w:hAnsi="Avenir Next" w:cs="Avenir Next" w:eastAsia="Avenir Next"/>
                       <w:i/>
                       <w:color w:val="1A1A1A"/>
-                      <w:sz w:val="21"/>
+                      <w:sz w:val="22"/>
                       <w:szCs w:val="21"/>
                     </w:rPr>
                     <w:t xml:space="preserve">g</w:t>
@@ -3479,7 +3500,7 @@
                     <w:tabs>
                       <w:tab w:val="left" w:pos="340"/>
                     </w:tabs>
-                    <w:spacing w:before="0" w:after="0" w:line="264" w:lineRule="auto"/>
+                    <w:spacing w:before="0" w:after="0" w:line="252" w:lineRule="auto"/>
                     <w:ind w:left="340" w:hanging="340"/>
                   </w:pPr>
                   <w:r>
@@ -3487,44 +3508,44 @@
                       <w:rFonts w:ascii="Avenir Next" w:hAnsi="Avenir Next" w:cs="Avenir Next" w:eastAsia="Avenir Next"/>
                       <w:b/>
                       <w:color w:val="003A70"/>
+                      <w:sz w:val="22"/>
+                      <w:szCs w:val="21"/>
+                    </w:rPr>
+                    <w:t xml:space="preserve">B</w:t>
+                  </w:r>
+                  <w:r>
+                    <w:rPr>
+                      <w:rFonts w:ascii="Avenir Next" w:hAnsi="Avenir Next" w:cs="Avenir Next" w:eastAsia="Avenir Next"/>
+                      <w:color w:val="1A1A1A"/>
                       <w:sz w:val="21"/>
                       <w:szCs w:val="21"/>
                     </w:rPr>
-                    <w:t xml:space="preserve">B</w:t>
-                  </w:r>
-                  <w:r>
-                    <w:rPr>
-                      <w:rFonts w:ascii="Avenir Next" w:hAnsi="Avenir Next" w:cs="Avenir Next" w:eastAsia="Avenir Next"/>
-                      <w:color w:val="1A1A1A"/>
-                      <w:sz w:val="21"/>
+                    <w:tab/>
+                  </w:r>
+                  <w:r>
+                    <w:rPr>
+                      <w:rFonts w:ascii="Avenir Next" w:hAnsi="Avenir Next" w:cs="Avenir Next" w:eastAsia="Avenir Next"/>
+                      <w:color w:val="1A1A1A"/>
+                      <w:sz w:val="22"/>
                       <w:szCs w:val="21"/>
                     </w:rPr>
-                    <w:tab/>
-                  </w:r>
-                  <w:r>
-                    <w:rPr>
-                      <w:rFonts w:ascii="Avenir Next" w:hAnsi="Avenir Next" w:cs="Avenir Next" w:eastAsia="Avenir Next"/>
-                      <w:color w:val="1A1A1A"/>
-                      <w:sz w:val="21"/>
+                    <w:t xml:space="preserve">36 − </w:t>
+                  </w:r>
+                  <w:r>
+                    <w:rPr>
+                      <w:rFonts w:ascii="Avenir Next" w:hAnsi="Avenir Next" w:cs="Avenir Next" w:eastAsia="Avenir Next"/>
+                      <w:i/>
+                      <w:color w:val="1A1A1A"/>
+                      <w:sz w:val="22"/>
                       <w:szCs w:val="21"/>
                     </w:rPr>
-                    <w:t xml:space="preserve">36 − </w:t>
-                  </w:r>
-                  <w:r>
-                    <w:rPr>
-                      <w:rFonts w:ascii="Avenir Next" w:hAnsi="Avenir Next" w:cs="Avenir Next" w:eastAsia="Avenir Next"/>
-                      <w:i/>
-                      <w:color w:val="1A1A1A"/>
-                      <w:sz w:val="21"/>
-                      <w:szCs w:val="21"/>
-                    </w:rPr>
                     <w:t xml:space="preserve">g</w:t>
                   </w:r>
                   <w:r>
                     <w:rPr>
                       <w:rFonts w:ascii="Avenir Next" w:hAnsi="Avenir Next" w:cs="Avenir Next" w:eastAsia="Avenir Next"/>
                       <w:color w:val="1A1A1A"/>
-                      <w:sz w:val="21"/>
+                      <w:sz w:val="22"/>
                       <w:szCs w:val="21"/>
                     </w:rPr>
                     <w:t xml:space="preserve"> = 21</w:t>
@@ -3541,7 +3562,7 @@
                     <w:tabs>
                       <w:tab w:val="left" w:pos="340"/>
                     </w:tabs>
-                    <w:spacing w:before="0" w:after="0" w:line="264" w:lineRule="auto"/>
+                    <w:spacing w:before="0" w:after="0" w:line="252" w:lineRule="auto"/>
                     <w:ind w:left="340" w:hanging="340"/>
                   </w:pPr>
                   <w:r>
@@ -3549,35 +3570,35 @@
                       <w:rFonts w:ascii="Avenir Next" w:hAnsi="Avenir Next" w:cs="Avenir Next" w:eastAsia="Avenir Next"/>
                       <w:b/>
                       <w:color w:val="003A70"/>
+                      <w:sz w:val="22"/>
+                      <w:szCs w:val="21"/>
+                    </w:rPr>
+                    <w:t xml:space="preserve">C</w:t>
+                  </w:r>
+                  <w:r>
+                    <w:rPr>
+                      <w:rFonts w:ascii="Avenir Next" w:hAnsi="Avenir Next" w:cs="Avenir Next" w:eastAsia="Avenir Next"/>
+                      <w:color w:val="1A1A1A"/>
                       <w:sz w:val="21"/>
                       <w:szCs w:val="21"/>
                     </w:rPr>
-                    <w:t xml:space="preserve">C</w:t>
-                  </w:r>
-                  <w:r>
-                    <w:rPr>
-                      <w:rFonts w:ascii="Avenir Next" w:hAnsi="Avenir Next" w:cs="Avenir Next" w:eastAsia="Avenir Next"/>
-                      <w:color w:val="1A1A1A"/>
-                      <w:sz w:val="21"/>
+                    <w:tab/>
+                  </w:r>
+                  <w:r>
+                    <w:rPr>
+                      <w:rFonts w:ascii="Avenir Next" w:hAnsi="Avenir Next" w:cs="Avenir Next" w:eastAsia="Avenir Next"/>
+                      <w:i/>
+                      <w:color w:val="1A1A1A"/>
+                      <w:sz w:val="22"/>
                       <w:szCs w:val="21"/>
                     </w:rPr>
-                    <w:tab/>
-                  </w:r>
-                  <w:r>
-                    <w:rPr>
-                      <w:rFonts w:ascii="Avenir Next" w:hAnsi="Avenir Next" w:cs="Avenir Next" w:eastAsia="Avenir Next"/>
-                      <w:i/>
-                      <w:color w:val="1A1A1A"/>
-                      <w:sz w:val="21"/>
-                      <w:szCs w:val="21"/>
-                    </w:rPr>
                     <w:t xml:space="preserve">g</w:t>
                   </w:r>
                   <w:r>
                     <w:rPr>
                       <w:rFonts w:ascii="Avenir Next" w:hAnsi="Avenir Next" w:cs="Avenir Next" w:eastAsia="Avenir Next"/>
                       <w:color w:val="1A1A1A"/>
-                      <w:sz w:val="21"/>
+                      <w:sz w:val="22"/>
                       <w:szCs w:val="21"/>
                     </w:rPr>
                     <w:t xml:space="preserve"> − 36 = 21</w:t>
@@ -3594,7 +3615,7 @@
                     <w:tabs>
                       <w:tab w:val="left" w:pos="340"/>
                     </w:tabs>
-                    <w:spacing w:before="0" w:after="0" w:line="264" w:lineRule="auto"/>
+                    <w:spacing w:before="0" w:after="0" w:line="252" w:lineRule="auto"/>
                     <w:ind w:left="340" w:hanging="340"/>
                   </w:pPr>
                   <w:r>
@@ -3602,44 +3623,44 @@
                       <w:rFonts w:ascii="Avenir Next" w:hAnsi="Avenir Next" w:cs="Avenir Next" w:eastAsia="Avenir Next"/>
                       <w:b/>
                       <w:color w:val="003A70"/>
+                      <w:sz w:val="22"/>
+                      <w:szCs w:val="21"/>
+                    </w:rPr>
+                    <w:t xml:space="preserve">D</w:t>
+                  </w:r>
+                  <w:r>
+                    <w:rPr>
+                      <w:rFonts w:ascii="Avenir Next" w:hAnsi="Avenir Next" w:cs="Avenir Next" w:eastAsia="Avenir Next"/>
+                      <w:color w:val="1A1A1A"/>
                       <w:sz w:val="21"/>
                       <w:szCs w:val="21"/>
                     </w:rPr>
-                    <w:t xml:space="preserve">D</w:t>
-                  </w:r>
-                  <w:r>
-                    <w:rPr>
-                      <w:rFonts w:ascii="Avenir Next" w:hAnsi="Avenir Next" w:cs="Avenir Next" w:eastAsia="Avenir Next"/>
-                      <w:color w:val="1A1A1A"/>
-                      <w:sz w:val="21"/>
+                    <w:tab/>
+                  </w:r>
+                  <w:r>
+                    <w:rPr>
+                      <w:rFonts w:ascii="Avenir Next" w:hAnsi="Avenir Next" w:cs="Avenir Next" w:eastAsia="Avenir Next"/>
+                      <w:color w:val="1A1A1A"/>
+                      <w:sz w:val="22"/>
                       <w:szCs w:val="21"/>
                     </w:rPr>
-                    <w:tab/>
-                  </w:r>
-                  <w:r>
-                    <w:rPr>
-                      <w:rFonts w:ascii="Avenir Next" w:hAnsi="Avenir Next" w:cs="Avenir Next" w:eastAsia="Avenir Next"/>
-                      <w:color w:val="1A1A1A"/>
-                      <w:sz w:val="21"/>
+                    <w:t xml:space="preserve">21 − </w:t>
+                  </w:r>
+                  <w:r>
+                    <w:rPr>
+                      <w:rFonts w:ascii="Avenir Next" w:hAnsi="Avenir Next" w:cs="Avenir Next" w:eastAsia="Avenir Next"/>
+                      <w:i/>
+                      <w:color w:val="1A1A1A"/>
+                      <w:sz w:val="22"/>
                       <w:szCs w:val="21"/>
                     </w:rPr>
-                    <w:t xml:space="preserve">21 − </w:t>
-                  </w:r>
-                  <w:r>
-                    <w:rPr>
-                      <w:rFonts w:ascii="Avenir Next" w:hAnsi="Avenir Next" w:cs="Avenir Next" w:eastAsia="Avenir Next"/>
-                      <w:i/>
-                      <w:color w:val="1A1A1A"/>
-                      <w:sz w:val="21"/>
-                      <w:szCs w:val="21"/>
-                    </w:rPr>
                     <w:t xml:space="preserve">g</w:t>
                   </w:r>
                   <w:r>
                     <w:rPr>
                       <w:rFonts w:ascii="Avenir Next" w:hAnsi="Avenir Next" w:cs="Avenir Next" w:eastAsia="Avenir Next"/>
                       <w:color w:val="1A1A1A"/>
-                      <w:sz w:val="21"/>
+                      <w:sz w:val="22"/>
                       <w:szCs w:val="21"/>
                     </w:rPr>
                     <w:t xml:space="preserve"> = 36</w:t>
@@ -3688,19 +3709,42 @@
         <w:tblLook w:val="0000" w:firstRow="0" w:lastRow="0" w:firstColumn="0" w:lastColumn="0" w:noHBand="1" w:noVBand="1"/>
       </w:tblPr>
       <w:tblGrid>
-        <w:gridCol w:w="2000"/>
-        <w:gridCol w:w="2300"/>
-        <w:gridCol w:w="2100"/>
-        <w:gridCol w:w="3104"/>
+        <w:gridCol w:w="1750"/>
+        <w:gridCol w:w="2500"/>
+        <w:gridCol w:w="2200"/>
+        <w:gridCol w:w="3054"/>
       </w:tblGrid>
       <w:tr>
         <w:trPr>
           <w:cantSplit/>
-          <w:trHeight w:val="320" w:hRule="atLeast"/>
+          <w:trHeight w:val="300" w:hRule="atLeast"/>
         </w:trPr>
         <w:tc>
           <w:tcPr>
-            <w:tcW w:w="2000" w:type="dxa"/>
+            <w:tcW w:w="1750" w:type="dxa"/>
+            <w:vAlign w:val="center"/>
+          </w:tcPr>
+          <w:p>
+            <w:pPr>
+              <w:pStyle w:val="Heading2"/>
+              <w:spacing w:before="0" w:after="0" w:line="240" w:lineRule="auto"/>
+            </w:pPr>
+            <w:r>
+              <w:rPr>
+                <w:rFonts w:ascii="Avenir Next" w:hAnsi="Avenir Next" w:cs="Avenir Next" w:eastAsia="Avenir Next"/>
+                <w:b/>
+                <w:color w:val="003A70"/>
+                <w:spacing w:val="12"/>
+                <w:sz w:val="15"/>
+                <w:szCs w:val="15"/>
+              </w:rPr>
+              <w:t xml:space="preserve">CHECK YOURSELF</w:t>
+            </w:r>
+          </w:p>
+        </w:tc>
+        <w:tc>
+          <w:tcPr>
+            <w:tcW w:w="2500" w:type="dxa"/>
             <w:vAlign w:val="center"/>
           </w:tcPr>
           <w:p>
@@ -3709,20 +3753,27 @@
             </w:pPr>
             <w:r>
               <w:rPr>
-                <w:rFonts w:ascii="Avenir Next" w:hAnsi="Avenir Next" w:cs="Avenir Next" w:eastAsia="Avenir Next"/>
-                <w:b/>
-                <w:color w:val="003A70"/>
-                <w:spacing w:val="12"/>
-                <w:sz w:val="15"/>
-                <w:szCs w:val="15"/>
-              </w:rPr>
-              <w:t xml:space="preserve">CHECK YOURSELF</w:t>
+                <w:rFonts w:ascii="Arial" w:hAnsi="Arial" w:cs="Arial" w:eastAsia="Arial"/>
+                <w:color w:val="1A1A1A"/>
+                <w:sz w:val="20"/>
+                <w:szCs w:val="20"/>
+              </w:rPr>
+              <w:t xml:space="preserve">□</w:t>
+            </w:r>
+            <w:r>
+              <w:rPr>
+                <w:rFonts w:ascii="Avenir Next" w:hAnsi="Avenir Next" w:cs="Avenir Next" w:eastAsia="Avenir Next"/>
+                <w:color w:val="1A1A1A"/>
+                <w:sz w:val="17"/>
+                <w:szCs w:val="17"/>
+              </w:rPr>
+              <w:t xml:space="preserve">  I can do this on my own</w:t>
             </w:r>
           </w:p>
         </w:tc>
         <w:tc>
           <w:tcPr>
-            <w:tcW w:w="2300" w:type="dxa"/>
+            <w:tcW w:w="2200" w:type="dxa"/>
             <w:vAlign w:val="center"/>
           </w:tcPr>
           <w:p>
@@ -3733,8 +3784,8 @@
               <w:rPr>
                 <w:rFonts w:ascii="Arial" w:hAnsi="Arial" w:cs="Arial" w:eastAsia="Arial"/>
                 <w:color w:val="1A1A1A"/>
-                <w:sz w:val="24"/>
-                <w:szCs w:val="24"/>
+                <w:sz w:val="20"/>
+                <w:szCs w:val="20"/>
               </w:rPr>
               <w:t xml:space="preserve">□</w:t>
             </w:r>
@@ -3745,13 +3796,13 @@
                 <w:sz w:val="17"/>
                 <w:szCs w:val="17"/>
               </w:rPr>
-              <w:t xml:space="preserve">  I can do this on my own</w:t>
+              <w:t xml:space="preserve">  I need a little help</w:t>
             </w:r>
           </w:p>
         </w:tc>
         <w:tc>
           <w:tcPr>
-            <w:tcW w:w="2100" w:type="dxa"/>
+            <w:tcW w:w="3054" w:type="dxa"/>
             <w:vAlign w:val="center"/>
           </w:tcPr>
           <w:p>
@@ -3762,37 +3813,8 @@
               <w:rPr>
                 <w:rFonts w:ascii="Arial" w:hAnsi="Arial" w:cs="Arial" w:eastAsia="Arial"/>
                 <w:color w:val="1A1A1A"/>
-                <w:sz w:val="24"/>
-                <w:szCs w:val="24"/>
-              </w:rPr>
-              <w:t xml:space="preserve">□</w:t>
-            </w:r>
-            <w:r>
-              <w:rPr>
-                <w:rFonts w:ascii="Avenir Next" w:hAnsi="Avenir Next" w:cs="Avenir Next" w:eastAsia="Avenir Next"/>
-                <w:color w:val="1A1A1A"/>
-                <w:sz w:val="17"/>
-                <w:szCs w:val="17"/>
-              </w:rPr>
-              <w:t xml:space="preserve">  I need a little help</w:t>
-            </w:r>
-          </w:p>
-        </w:tc>
-        <w:tc>
-          <w:tcPr>
-            <w:tcW w:w="3104" w:type="dxa"/>
-            <w:vAlign w:val="center"/>
-          </w:tcPr>
-          <w:p>
-            <w:pPr>
-              <w:spacing w:before="0" w:after="0" w:line="240" w:lineRule="auto"/>
-            </w:pPr>
-            <w:r>
-              <w:rPr>
-                <w:rFonts w:ascii="Arial" w:hAnsi="Arial" w:cs="Arial" w:eastAsia="Arial"/>
-                <w:color w:val="1A1A1A"/>
-                <w:sz w:val="24"/>
-                <w:szCs w:val="24"/>
+                <w:sz w:val="20"/>
+                <w:szCs w:val="20"/>
               </w:rPr>
               <w:t xml:space="preserve">□</w:t>
             </w:r>
@@ -3827,7 +3849,7 @@
     <w:sectPr>
       <w:footerReference w:type="default" r:id="rIdFooter1"/>
       <w:pgSz w:w="12240" w:h="15840"/>
-      <w:pgMar w:top="893" w:right="1224" w:bottom="835" w:left="1512" w:header="432" w:footer="432" w:gutter="0"/>
+      <w:pgMar w:top="780" w:right="1224" w:bottom="760" w:left="1512" w:header="432" w:footer="432" w:gutter="0"/>
       <w:cols w:space="720"/>
     </w:sectPr>
   </w:body>
@@ -3907,7 +3929,106 @@
               <w:sz w:val="15"/>
               <w:szCs w:val="15"/>
             </w:rPr>
-            <w:t xml:space="preserve">Lesson 8-1  ·  Session 2  ·  Prerequisite Practice A</w:t>
+            <w:t xml:space="preserve">8-1 · Page </w:t>
+          </w:r>
+          <w:r>
+            <w:rPr>
+              <w:rFonts w:ascii="Avenir Next" w:hAnsi="Avenir Next" w:cs="Avenir Next" w:eastAsia="Avenir Next"/>
+              <w:color w:val="5A5F66"/>
+              <w:sz w:val="15"/>
+              <w:szCs w:val="15"/>
+            </w:rPr>
+            <w:fldChar w:fldCharType="begin"/>
+          </w:r>
+          <w:r>
+            <w:rPr>
+              <w:rFonts w:ascii="Avenir Next" w:hAnsi="Avenir Next" w:cs="Avenir Next" w:eastAsia="Avenir Next"/>
+              <w:color w:val="5A5F66"/>
+              <w:sz w:val="15"/>
+              <w:szCs w:val="15"/>
+            </w:rPr>
+            <w:instrText xml:space="preserve"> PAGE </w:instrText>
+          </w:r>
+          <w:r>
+            <w:rPr>
+              <w:rFonts w:ascii="Avenir Next" w:hAnsi="Avenir Next" w:cs="Avenir Next" w:eastAsia="Avenir Next"/>
+              <w:color w:val="5A5F66"/>
+              <w:sz w:val="15"/>
+              <w:szCs w:val="15"/>
+            </w:rPr>
+            <w:fldChar w:fldCharType="separate"/>
+          </w:r>
+          <w:r>
+            <w:rPr>
+              <w:rFonts w:ascii="Avenir Next" w:hAnsi="Avenir Next" w:cs="Avenir Next" w:eastAsia="Avenir Next"/>
+              <w:color w:val="5A5F66"/>
+              <w:sz w:val="15"/>
+              <w:szCs w:val="15"/>
+            </w:rPr>
+            <w:t xml:space="preserve">1</w:t>
+          </w:r>
+          <w:r>
+            <w:rPr>
+              <w:rFonts w:ascii="Avenir Next" w:hAnsi="Avenir Next" w:cs="Avenir Next" w:eastAsia="Avenir Next"/>
+              <w:color w:val="5A5F66"/>
+              <w:sz w:val="15"/>
+              <w:szCs w:val="15"/>
+            </w:rPr>
+            <w:fldChar w:fldCharType="end"/>
+          </w:r>
+          <w:r>
+            <w:rPr>
+              <w:rFonts w:ascii="Avenir Next" w:hAnsi="Avenir Next" w:cs="Avenir Next" w:eastAsia="Avenir Next"/>
+              <w:color w:val="5A5F66"/>
+              <w:sz w:val="15"/>
+              <w:szCs w:val="15"/>
+            </w:rPr>
+            <w:t xml:space="preserve"> of </w:t>
+          </w:r>
+          <w:r>
+            <w:rPr>
+              <w:rFonts w:ascii="Avenir Next" w:hAnsi="Avenir Next" w:cs="Avenir Next" w:eastAsia="Avenir Next"/>
+              <w:color w:val="5A5F66"/>
+              <w:sz w:val="15"/>
+              <w:szCs w:val="15"/>
+            </w:rPr>
+            <w:fldChar w:fldCharType="begin"/>
+          </w:r>
+          <w:r>
+            <w:rPr>
+              <w:rFonts w:ascii="Avenir Next" w:hAnsi="Avenir Next" w:cs="Avenir Next" w:eastAsia="Avenir Next"/>
+              <w:color w:val="5A5F66"/>
+              <w:sz w:val="15"/>
+              <w:szCs w:val="15"/>
+            </w:rPr>
+            <w:instrText xml:space="preserve"> NUMPAGES </w:instrText>
+          </w:r>
+          <w:r>
+            <w:rPr>
+              <w:rFonts w:ascii="Avenir Next" w:hAnsi="Avenir Next" w:cs="Avenir Next" w:eastAsia="Avenir Next"/>
+              <w:color w:val="5A5F66"/>
+              <w:sz w:val="15"/>
+              <w:szCs w:val="15"/>
+            </w:rPr>
+            <w:fldChar w:fldCharType="separate"/>
+          </w:r>
+          <w:r>
+            <w:rPr>
+              <w:rFonts w:ascii="Avenir Next" w:hAnsi="Avenir Next" w:cs="Avenir Next" w:eastAsia="Avenir Next"/>
+              <w:color w:val="5A5F66"/>
+              <w:sz w:val="15"/>
+              <w:szCs w:val="15"/>
+            </w:rPr>
+            <w:t xml:space="preserve">1</w:t>
+          </w:r>
+          <w:r>
+            <w:rPr>
+              <w:rFonts w:ascii="Avenir Next" w:hAnsi="Avenir Next" w:cs="Avenir Next" w:eastAsia="Avenir Next"/>
+              <w:color w:val="5A5F66"/>
+              <w:sz w:val="15"/>
+              <w:szCs w:val="15"/>
+            </w:rPr>
+            <w:fldChar w:fldCharType="end"/>
           </w:r>
         </w:p>
       </w:tc>
@@ -3950,5 +4071,23 @@
       </w:tblCellMar>
     </w:tblPr>
   </w:style>
+  <w:style w:type="paragraph" w:styleId="Heading1">
+    <w:name w:val="heading 1"/>
+    <w:basedOn w:val="Normal"/>
+    <w:pPr>
+      <w:outlineLvl w:val="0"/>
+      <w:keepNext w:val="0"/>
+      <w:keepLines w:val="0"/>
+    </w:pPr>
+  </w:style>
+  <w:style w:type="paragraph" w:styleId="Heading2">
+    <w:name w:val="heading 2"/>
+    <w:basedOn w:val="Normal"/>
+    <w:pPr>
+      <w:outlineLvl w:val="1"/>
+      <w:keepNext w:val="0"/>
+      <w:keepLines w:val="0"/>
+    </w:pPr>
+  </w:style>
 </w:styles>
 </file>